--- a/backend/templates/modelo_pd_fp=.docx
+++ b/backend/templates/modelo_pd_fp=.docx
@@ -646,6 +646,7 @@
     </w:p>
     <w:p>
       <w:r>
+        <w:rPr/>
         <w:br w:type="page"/>
       </w:r>
     </w:p>
@@ -658,34 +659,41 @@
     </w:p>
     <w:p>
       <w:r>
+        <w:rPr/>
         <w:t>ÍNDICE:</w:t>
       </w:r>
     </w:p>
     <w:p/>
     <w:p>
       <w:r>
+        <w:rPr/>
         <w:t xml:space="preserve">Actualizado al BOA </w:t>
       </w:r>
       <w:proofErr w:type="spellStart"/>
       <w:r>
+        <w:rPr/>
         <w:t>nº</w:t>
       </w:r>
       <w:proofErr w:type="spellEnd"/>
       <w:r>
+        <w:rPr/>
         <w:t xml:space="preserve">: 181 de 18 de septiembre de 2025, página 23, título Treinta, “Los apartados 1 y 2 del artículo 100 (del BOE </w:t>
       </w:r>
       <w:proofErr w:type="spellStart"/>
       <w:r>
+        <w:rPr/>
         <w:t>nº</w:t>
       </w:r>
       <w:proofErr w:type="spellEnd"/>
       <w:r>
+        <w:rPr/>
         <w:t>: 109 de 6 de junio de 2024 DECRETO 91/2024, de 5 de junio, del Gobierno de Aragón por el que se establece la Ordenación de la Formación Profesional del Grado D y del Grado E en la Comunidad Autónoma de Aragón) quedan redactados como sigue”, su apartado “2. La programación didáctica de cada módulo y, en su caso, ámbito y Proyecto, estará compuesta, al menos, por los siguientes elementos”</w:t>
       </w:r>
     </w:p>
     <w:p/>
     <w:p>
       <w:r>
+        <w:rPr/>
         <w:t>Para facilitar la lectura, se han simplificado los epígrafes en esta programación; no obstante, se incluye la denominación oficial íntegra al inicio de cada sección.</w:t>
       </w:r>
     </w:p>
@@ -1329,6 +1337,7 @@
         </w:rPr>
       </w:pPr>
       <w:r>
+        <w:rPr/>
         <w:br w:type="page"/>
       </w:r>
     </w:p>
@@ -1352,6 +1361,7 @@
       <w:bookmarkStart w:id="0" w:name="_qvx0n8ihsrt4" w:colFirst="0" w:colLast="0"/>
       <w:bookmarkEnd w:id="0"/>
       <w:r>
+        <w:rPr/>
         <w:lastRenderedPageBreak/>
         <w:t>A. INTRODUCCIÓN</w:t>
       </w:r>
@@ -1378,18 +1388,22 @@
       </w:pPr>
       <w:proofErr w:type="gramStart"/>
       <w:r>
+        <w:rPr/>
         <w:t xml:space="preserve">{{ </w:t>
       </w:r>
       <w:proofErr w:type="spellStart"/>
       <w:r>
+        <w:rPr/>
         <w:t>texto</w:t>
       </w:r>
       <w:proofErr w:type="gramEnd"/>
       <w:r>
+        <w:rPr/>
         <w:t>_introduccion</w:t>
       </w:r>
       <w:proofErr w:type="spellEnd"/>
       <w:r>
+        <w:rPr/>
         <w:t xml:space="preserve"> }}</w:t>
       </w:r>
     </w:p>
@@ -1404,18 +1418,22 @@
       </w:pPr>
       <w:proofErr w:type="gramStart"/>
       <w:r>
+        <w:rPr/>
         <w:t xml:space="preserve">{{ </w:t>
       </w:r>
       <w:proofErr w:type="spellStart"/>
       <w:r>
+        <w:rPr/>
         <w:t>texto</w:t>
       </w:r>
       <w:proofErr w:type="gramEnd"/>
       <w:r>
+        <w:rPr/>
         <w:t>_uds_modulo</w:t>
       </w:r>
       <w:proofErr w:type="spellEnd"/>
       <w:r>
+        <w:rPr/>
         <w:t xml:space="preserve"> }}</w:t>
       </w:r>
     </w:p>
@@ -1429,18 +1447,22 @@
       </w:pPr>
       <w:proofErr w:type="gramStart"/>
       <w:r>
+        <w:rPr/>
         <w:t xml:space="preserve">{{ </w:t>
       </w:r>
       <w:proofErr w:type="spellStart"/>
       <w:r>
+        <w:rPr/>
         <w:t>ud</w:t>
       </w:r>
       <w:proofErr w:type="gramEnd"/>
       <w:r>
+        <w:rPr/>
         <w:t>_item</w:t>
       </w:r>
       <w:proofErr w:type="spellEnd"/>
       <w:r>
+        <w:rPr/>
         <w:t xml:space="preserve"> }}</w:t>
       </w:r>
     </w:p>
@@ -1454,18 +1476,22 @@
       </w:pPr>
       <w:proofErr w:type="gramStart"/>
       <w:r>
+        <w:rPr/>
         <w:t xml:space="preserve">{{ </w:t>
       </w:r>
       <w:proofErr w:type="spellStart"/>
       <w:r>
+        <w:rPr/>
         <w:t>ud</w:t>
       </w:r>
       <w:proofErr w:type="gramEnd"/>
       <w:r>
+        <w:rPr/>
         <w:t>_item</w:t>
       </w:r>
       <w:proofErr w:type="spellEnd"/>
       <w:r>
+        <w:rPr/>
         <w:t xml:space="preserve"> }}</w:t>
       </w:r>
     </w:p>
@@ -1490,6 +1516,7 @@
       <w:bookmarkStart w:id="1" w:name="_mjvkcwdstx46" w:colFirst="0" w:colLast="0"/>
       <w:bookmarkEnd w:id="1"/>
       <w:r>
+        <w:rPr/>
         <w:t>B. RESULTADOS DE APRENDIZAJE SUSCEPTIBLES DE SER ADQUIRIDOS EN FEOE</w:t>
       </w:r>
     </w:p>
@@ -1515,18 +1542,22 @@
       </w:pPr>
       <w:proofErr w:type="gramStart"/>
       <w:r>
+        <w:rPr/>
         <w:t xml:space="preserve">{{ </w:t>
       </w:r>
       <w:proofErr w:type="spellStart"/>
       <w:r>
+        <w:rPr/>
         <w:t>texto</w:t>
       </w:r>
       <w:proofErr w:type="gramEnd"/>
       <w:r>
+        <w:rPr/>
         <w:t>_feoe</w:t>
       </w:r>
       <w:proofErr w:type="spellEnd"/>
       <w:r>
+        <w:rPr/>
         <w:t xml:space="preserve"> }}</w:t>
       </w:r>
     </w:p>
@@ -1545,6 +1576,7 @@
         <w:jc w:val="center"/>
       </w:pPr>
       <w:r>
+        <w:rPr/>
         <w:t>(salto de página intencionado para no cortar la tabla)</w:t>
       </w:r>
     </w:p>
@@ -1557,6 +1589,7 @@
       <w:bookmarkStart w:id="2" w:name="_ag3s4w1w9ncm" w:colFirst="0" w:colLast="0"/>
       <w:bookmarkEnd w:id="2"/>
       <w:r>
+        <w:rPr/>
         <w:br w:type="page"/>
       </w:r>
     </w:p>
@@ -1574,6 +1607,7 @@
       <w:bookmarkStart w:id="3" w:name="_266lhkbeg93u" w:colFirst="0" w:colLast="0"/>
       <w:bookmarkEnd w:id="3"/>
       <w:r>
+        <w:rPr/>
         <w:lastRenderedPageBreak/>
         <w:t>C. SECUENCIACIÓN Y ORGANIZACIÓN TEMPORAL DE LAS UNIDADES DIDÁCTICAS</w:t>
       </w:r>
@@ -1604,6 +1638,7 @@
         </w:rPr>
       </w:pPr>
       <w:r>
+        <w:rPr/>
         <w:t xml:space="preserve">Los Contenidos, estructurados en Unidades didácticas, contribuyen a alcanzar los Objetivos Generales del Ciclo formativo a través de los Resultados de Aprendizaje del módulo valorados según sus correspondientes Criterios de Evaluación. </w:t>
       </w:r>
     </w:p>
@@ -5182,6 +5217,7 @@
         <w:jc w:val="both"/>
       </w:pPr>
       <w:r>
+        <w:rPr/>
         <w:t>Esta tabla relaciona cada una de las Unidades Didácticas con cada uno de los Resultados de Aprendizaje, si bien varias Unidades didácticas pueden dar respuesta a un único resultado de aprendizaje o una Unidad didáctica da respuesta a parte de varios resultados de aprendizaje, en este caso está muy definida su relación.</w:t>
       </w:r>
     </w:p>
@@ -5198,6 +5234,7 @@
       <w:bookmarkStart w:id="4" w:name="_8jmse8pg8n3y" w:colFirst="0" w:colLast="0"/>
       <w:bookmarkEnd w:id="4"/>
       <w:r>
+        <w:rPr/>
         <w:t>C1. CONTENIDOS</w:t>
       </w:r>
     </w:p>
@@ -5222,6 +5259,7 @@
         <w:jc w:val="both"/>
       </w:pPr>
       <w:r>
+        <w:rPr/>
         <w:t>Las Unidades didácticas dan respuesta en secuencia a las necesidades formativas que permiten alcanzar cada uno de los Resultados de aprendizaje, mediante el desarrollo de contenidos procedimentales, conceptuales y actitudinales.</w:t>
       </w:r>
     </w:p>
@@ -5354,19 +5392,23 @@
     <w:p/>
     <w:p>
       <w:r>
+        <w:rPr/>
         <w:t xml:space="preserve">UD 1. </w:t>
       </w:r>
       <w:proofErr w:type="gramStart"/>
       <w:r>
+        <w:rPr/>
         <w:t>{{ ud</w:t>
       </w:r>
       <w:proofErr w:type="gramEnd"/>
       <w:r>
+        <w:rPr/>
         <w:t>1_titulo_c1 }}</w:t>
       </w:r>
     </w:p>
     <w:p>
       <w:r>
+        <w:rPr/>
         <w:t>Contenidos</w:t>
       </w:r>
     </w:p>
@@ -5375,6 +5417,7 @@
         <w:ind w:left="720"/>
       </w:pPr>
       <w:r>
+        <w:rPr/>
         <w:t>Identificación de los elementos de infraestructuras de telecomunicaciones:</w:t>
       </w:r>
     </w:p>
@@ -5383,6 +5426,7 @@
         <w:ind w:left="720"/>
       </w:pPr>
       <w:r>
+        <w:rPr/>
         <w:t>Normativa sobre infraestructuras comunes para servicios de telecomunicación en edificios (ICT).</w:t>
       </w:r>
     </w:p>
@@ -5391,6 +5435,7 @@
         <w:ind w:left="720"/>
       </w:pPr>
       <w:r>
+        <w:rPr/>
         <w:t>Instalaciones de ICT.</w:t>
       </w:r>
     </w:p>
@@ -5399,6 +5444,7 @@
         <w:ind w:left="720"/>
       </w:pPr>
       <w:r>
+        <w:rPr/>
         <w:t>Recintos y registros.</w:t>
       </w:r>
     </w:p>
@@ -5407,11 +5453,13 @@
         <w:ind w:left="720"/>
       </w:pPr>
       <w:r>
+        <w:rPr/>
         <w:t>Canalizaciones y redes.</w:t>
       </w:r>
     </w:p>
     <w:p>
       <w:r>
+        <w:rPr/>
         <w:t>Procedimientos</w:t>
       </w:r>
     </w:p>
@@ -5420,6 +5468,7 @@
         <w:ind w:left="720"/>
       </w:pPr>
       <w:r>
+        <w:rPr/>
         <w:t>Descripción de los conceptos, con apoyo de medios audiovisuales.</w:t>
       </w:r>
     </w:p>
@@ -5428,6 +5477,7 @@
         <w:ind w:left="720"/>
       </w:pPr>
       <w:r>
+        <w:rPr/>
         <w:t>Planteamiento de ejemplos en el entorno cercano al alumno.</w:t>
       </w:r>
     </w:p>
@@ -5436,6 +5486,7 @@
         <w:ind w:left="720"/>
       </w:pPr>
       <w:r>
+        <w:rPr/>
         <w:t>Resolución de casos prácticos de elección de tipos de canalización, tamaño de registros y recintos, etc.</w:t>
       </w:r>
     </w:p>
@@ -5444,6 +5495,7 @@
         <w:ind w:left="720"/>
       </w:pPr>
       <w:r>
+        <w:rPr/>
         <w:t>Desarrollo de las actividades prácticas previstas en la unidad.</w:t>
       </w:r>
     </w:p>
@@ -5452,25 +5504,30 @@
         <w:ind w:left="720"/>
       </w:pPr>
       <w:r>
+        <w:rPr/>
         <w:t>Realización de los ejercicios de comprobación del aprendizaje del alumno.</w:t>
       </w:r>
     </w:p>
     <w:p/>
     <w:p>
       <w:r>
+        <w:rPr/>
         <w:t xml:space="preserve">UD 2. </w:t>
       </w:r>
       <w:proofErr w:type="gramStart"/>
       <w:r>
+        <w:rPr/>
         <w:t>{{ ud</w:t>
       </w:r>
       <w:proofErr w:type="gramEnd"/>
       <w:r>
+        <w:rPr/>
         <w:t>2_titulo_c1 }}</w:t>
       </w:r>
     </w:p>
     <w:p>
       <w:r>
+        <w:rPr/>
         <w:t>Contenidos</w:t>
       </w:r>
     </w:p>
@@ -5479,6 +5536,7 @@
         <w:ind w:left="720"/>
       </w:pPr>
       <w:r>
+        <w:rPr/>
         <w:t>Transmisión de señales de radio y televisión.</w:t>
       </w:r>
     </w:p>
@@ -5487,6 +5545,7 @@
         <w:ind w:left="720"/>
       </w:pPr>
       <w:r>
+        <w:rPr/>
         <w:t>Ondas y señales.</w:t>
       </w:r>
     </w:p>
@@ -5495,6 +5554,7 @@
         <w:ind w:left="720"/>
       </w:pPr>
       <w:r>
+        <w:rPr/>
         <w:t>Magnitudes y unidades.</w:t>
       </w:r>
     </w:p>
@@ -5503,11 +5563,13 @@
         <w:ind w:left="720"/>
       </w:pPr>
       <w:r>
+        <w:rPr/>
         <w:t>Bandas de frecuencia.</w:t>
       </w:r>
     </w:p>
     <w:p>
       <w:r>
+        <w:rPr/>
         <w:t>Procedimientos</w:t>
       </w:r>
     </w:p>
@@ -5516,6 +5578,7 @@
         <w:ind w:left="720"/>
       </w:pPr>
       <w:r>
+        <w:rPr/>
         <w:t>Descripción de los conceptos, con apoyo de medios audiovisuales.</w:t>
       </w:r>
     </w:p>
@@ -5524,6 +5587,7 @@
         <w:ind w:left="720"/>
       </w:pPr>
       <w:r>
+        <w:rPr/>
         <w:t>Planteamiento de ejemplos en el entorno cercano al alumno.</w:t>
       </w:r>
     </w:p>
@@ -5532,6 +5596,7 @@
         <w:ind w:left="720"/>
       </w:pPr>
       <w:r>
+        <w:rPr/>
         <w:t>Resolución de casos prácticos de cálculo de parámetros de ondas electromagnéticas, medidas, etc.</w:t>
       </w:r>
     </w:p>
@@ -5540,6 +5605,7 @@
         <w:ind w:left="720"/>
       </w:pPr>
       <w:r>
+        <w:rPr/>
         <w:t>Desarrollo de las actividades prácticas previstas en la unidad.</w:t>
       </w:r>
     </w:p>
@@ -5548,25 +5614,30 @@
         <w:ind w:left="720"/>
       </w:pPr>
       <w:r>
+        <w:rPr/>
         <w:t>Realización de los ejercicios de comprobación del aprendizaje del alumno.</w:t>
       </w:r>
     </w:p>
     <w:p/>
     <w:p>
       <w:r>
+        <w:rPr/>
         <w:t xml:space="preserve">UD 3. </w:t>
       </w:r>
       <w:proofErr w:type="gramStart"/>
       <w:r>
+        <w:rPr/>
         <w:t>{{ ud</w:t>
       </w:r>
       <w:proofErr w:type="gramEnd"/>
       <w:r>
+        <w:rPr/>
         <w:t>3_titulo_c1 }}</w:t>
       </w:r>
     </w:p>
     <w:p>
       <w:r>
+        <w:rPr/>
         <w:t xml:space="preserve">Contenidos </w:t>
       </w:r>
     </w:p>
@@ -5575,6 +5646,7 @@
         <w:ind w:left="720"/>
       </w:pPr>
       <w:r>
+        <w:rPr/>
         <w:t>Antenas y líneas de transmisión.</w:t>
       </w:r>
     </w:p>
@@ -5583,6 +5655,7 @@
         <w:ind w:left="720"/>
       </w:pPr>
       <w:r>
+        <w:rPr/>
         <w:t>Antenas de radio.</w:t>
       </w:r>
     </w:p>
@@ -5591,11 +5664,13 @@
         <w:ind w:left="720"/>
       </w:pPr>
       <w:r>
+        <w:rPr/>
         <w:t>Antenas de televisión. Tipos y elementos.</w:t>
       </w:r>
     </w:p>
     <w:p>
       <w:r>
+        <w:rPr/>
         <w:t>Procedimientos</w:t>
       </w:r>
     </w:p>
@@ -5604,6 +5679,7 @@
         <w:ind w:left="720"/>
       </w:pPr>
       <w:r>
+        <w:rPr/>
         <w:t>Descripción de los conceptos, con apoyo de medios audiovisuales.</w:t>
       </w:r>
     </w:p>
@@ -5612,6 +5688,7 @@
         <w:ind w:left="720"/>
       </w:pPr>
       <w:r>
+        <w:rPr/>
         <w:t>Planteamiento de ejemplos en el entorno cercano al alumno.</w:t>
       </w:r>
     </w:p>
@@ -5620,6 +5697,7 @@
         <w:ind w:left="720"/>
       </w:pPr>
       <w:r>
+        <w:rPr/>
         <w:lastRenderedPageBreak/>
         <w:t>Resolución de casos prácticos de identificación de parámetros de antenas, aplicaciones de cada antena y línea de transmisión, etc.</w:t>
       </w:r>
@@ -5629,6 +5707,7 @@
         <w:ind w:left="720"/>
       </w:pPr>
       <w:r>
+        <w:rPr/>
         <w:t>Desarrollo de las actividades prácticas previstas en la unidad.</w:t>
       </w:r>
     </w:p>
@@ -5637,25 +5716,30 @@
         <w:ind w:left="720"/>
       </w:pPr>
       <w:r>
+        <w:rPr/>
         <w:t>Realización de los ejercicios de comprobación del aprendizaje del alumno.</w:t>
       </w:r>
     </w:p>
     <w:p/>
     <w:p>
       <w:r>
+        <w:rPr/>
         <w:t xml:space="preserve">UD 4. </w:t>
       </w:r>
       <w:proofErr w:type="gramStart"/>
       <w:r>
+        <w:rPr/>
         <w:t>{{ ud</w:t>
       </w:r>
       <w:proofErr w:type="gramEnd"/>
       <w:r>
+        <w:rPr/>
         <w:t>4_titulo_c1 }}</w:t>
       </w:r>
     </w:p>
     <w:p>
       <w:r>
+        <w:rPr/>
         <w:t>Contenidos</w:t>
       </w:r>
     </w:p>
@@ -5664,6 +5748,7 @@
         <w:ind w:left="720"/>
       </w:pPr>
       <w:r>
+        <w:rPr/>
         <w:t>Configuración de pequeñas instalaciones de infraestructuras de telecomunicaciones en edificios:</w:t>
       </w:r>
     </w:p>
@@ -5672,6 +5757,7 @@
         <w:ind w:left="720"/>
       </w:pPr>
       <w:r>
+        <w:rPr/>
         <w:t>Normativa sobre Infraestructuras comunes para servicios de telecomunicación en edificios (ICT).</w:t>
       </w:r>
     </w:p>
@@ -5680,6 +5766,7 @@
         <w:ind w:left="720"/>
       </w:pPr>
       <w:r>
+        <w:rPr/>
         <w:t>Configuración de las instalaciones de antenas:</w:t>
       </w:r>
     </w:p>
@@ -5688,6 +5775,7 @@
         <w:ind w:left="720"/>
       </w:pPr>
       <w:r>
+        <w:rPr/>
         <w:t>Parábolas y accesorios de montaje.</w:t>
       </w:r>
     </w:p>
@@ -5696,6 +5784,7 @@
         <w:ind w:left="720"/>
       </w:pPr>
       <w:r>
+        <w:rPr/>
         <w:t>Equipo de cabecera.</w:t>
       </w:r>
     </w:p>
@@ -5704,6 +5793,7 @@
         <w:ind w:left="720"/>
       </w:pPr>
       <w:r>
+        <w:rPr/>
         <w:t>Elementos para la distribución.</w:t>
       </w:r>
     </w:p>
@@ -5712,6 +5802,7 @@
         <w:ind w:left="720"/>
       </w:pPr>
       <w:r>
+        <w:rPr/>
         <w:t>Redes: cables y elementos de interconexión.</w:t>
       </w:r>
     </w:p>
@@ -5720,6 +5811,7 @@
         <w:ind w:left="720"/>
       </w:pPr>
       <w:r>
+        <w:rPr/>
         <w:t>Instalaciones de antena de TV y radio individuales y en ICT. Elementos y partes. Tipología. Características.</w:t>
       </w:r>
     </w:p>
@@ -5728,11 +5820,13 @@
         <w:ind w:left="720"/>
       </w:pPr>
       <w:r>
+        <w:rPr/>
         <w:t>Simbología en las instalaciones de antenas.</w:t>
       </w:r>
     </w:p>
     <w:p>
       <w:r>
+        <w:rPr/>
         <w:t>Procedimientos</w:t>
       </w:r>
     </w:p>
@@ -5741,6 +5835,7 @@
         <w:ind w:left="720"/>
       </w:pPr>
       <w:r>
+        <w:rPr/>
         <w:t>Descripción de los conceptos, con apoyo de medios audiovisuales.</w:t>
       </w:r>
     </w:p>
@@ -5749,6 +5844,7 @@
         <w:ind w:left="720"/>
       </w:pPr>
       <w:r>
+        <w:rPr/>
         <w:t>Planteamiento de ejemplos en el entorno cercano al alumno.</w:t>
       </w:r>
     </w:p>
@@ -5757,6 +5853,7 @@
         <w:ind w:left="720"/>
       </w:pPr>
       <w:r>
+        <w:rPr/>
         <w:t>Resolución de casos prácticos de configuración de instalaciones, cálculos, selección de materiales, etc.</w:t>
       </w:r>
     </w:p>
@@ -5765,6 +5862,7 @@
         <w:ind w:left="720"/>
       </w:pPr>
       <w:r>
+        <w:rPr/>
         <w:t>Desarrollo de las actividades prácticas previstas en la unidad.</w:t>
       </w:r>
     </w:p>
@@ -5773,25 +5871,30 @@
         <w:ind w:left="720"/>
       </w:pPr>
       <w:r>
+        <w:rPr/>
         <w:t>Realización de los ejercicios de comprobación del aprendizaje del alumno.</w:t>
       </w:r>
     </w:p>
     <w:p/>
     <w:p>
       <w:r>
+        <w:rPr/>
         <w:t xml:space="preserve">UD 5. </w:t>
       </w:r>
       <w:proofErr w:type="gramStart"/>
       <w:r>
+        <w:rPr/>
         <w:t>{{ ud</w:t>
       </w:r>
       <w:proofErr w:type="gramEnd"/>
       <w:r>
+        <w:rPr/>
         <w:t>5_titulo_c1 }}</w:t>
       </w:r>
     </w:p>
     <w:p>
       <w:r>
+        <w:rPr/>
         <w:t>Contenidos</w:t>
       </w:r>
     </w:p>
@@ -5800,6 +5903,7 @@
         <w:ind w:left="720"/>
       </w:pPr>
       <w:r>
+        <w:rPr/>
         <w:t>Configuración de pequeñas instalaciones de infraestructuras de telecomunicaciones en edificios:</w:t>
       </w:r>
     </w:p>
@@ -5808,6 +5912,7 @@
         <w:ind w:left="720"/>
       </w:pPr>
       <w:r>
+        <w:rPr/>
         <w:t>Normativa sobre Infraestructuras comunes para servicios de telecomunicación en edificios (ICT).</w:t>
       </w:r>
     </w:p>
@@ -5816,6 +5921,7 @@
         <w:ind w:left="720"/>
       </w:pPr>
       <w:r>
+        <w:rPr/>
         <w:t>Configuración de las instalaciones de antenas:</w:t>
       </w:r>
     </w:p>
@@ -5824,6 +5930,7 @@
         <w:ind w:left="720"/>
       </w:pPr>
       <w:r>
+        <w:rPr/>
         <w:t>Antenas, mástiles, torres y accesorios de montaje.</w:t>
       </w:r>
     </w:p>
@@ -5832,6 +5939,7 @@
         <w:ind w:left="720"/>
       </w:pPr>
       <w:r>
+        <w:rPr/>
         <w:t>Elementos para la distribución.</w:t>
       </w:r>
     </w:p>
@@ -5840,6 +5948,7 @@
         <w:ind w:left="720"/>
       </w:pPr>
       <w:r>
+        <w:rPr/>
         <w:t>Redes: cables y elementos de interconexión.</w:t>
       </w:r>
     </w:p>
@@ -5848,6 +5957,7 @@
         <w:ind w:left="720"/>
       </w:pPr>
       <w:r>
+        <w:rPr/>
         <w:t>Instalaciones de antena de TV y radio individuales y en ICT. Elementos y partes. Tipología. Características.</w:t>
       </w:r>
     </w:p>
@@ -5856,11 +5966,13 @@
         <w:ind w:left="720"/>
       </w:pPr>
       <w:r>
+        <w:rPr/>
         <w:t>Simbología en las instalaciones de antenas.</w:t>
       </w:r>
     </w:p>
     <w:p>
       <w:r>
+        <w:rPr/>
         <w:t>Procedimientos</w:t>
       </w:r>
     </w:p>
@@ -5869,6 +5981,7 @@
         <w:ind w:left="720"/>
       </w:pPr>
       <w:r>
+        <w:rPr/>
         <w:t>Descripción de los conceptos, con apoyo de medios audiovisuales.</w:t>
       </w:r>
     </w:p>
@@ -5877,6 +5990,7 @@
         <w:ind w:left="720"/>
       </w:pPr>
       <w:r>
+        <w:rPr/>
         <w:t>Planteamiento de ejemplos en el entorno cercano al alumno.</w:t>
       </w:r>
     </w:p>
@@ -5885,6 +5999,7 @@
         <w:ind w:left="720"/>
       </w:pPr>
       <w:r>
+        <w:rPr/>
         <w:t>Resolución de casos prácticos de configuración de instalaciones, cálculos, selección de materiales, elaboración de presupuestos, etc.</w:t>
       </w:r>
     </w:p>
@@ -5893,6 +6008,7 @@
         <w:ind w:left="720"/>
       </w:pPr>
       <w:r>
+        <w:rPr/>
         <w:t>Desarrollo de las actividades prácticas previstas en la unidad.</w:t>
       </w:r>
     </w:p>
@@ -5901,25 +6017,30 @@
         <w:ind w:left="720"/>
       </w:pPr>
       <w:r>
+        <w:rPr/>
         <w:t>Realización de los ejercicios de comprobación del aprendizaje del alumno.</w:t>
       </w:r>
     </w:p>
     <w:p/>
     <w:p>
       <w:r>
+        <w:rPr/>
         <w:t xml:space="preserve">UD 6. </w:t>
       </w:r>
       <w:proofErr w:type="gramStart"/>
       <w:r>
+        <w:rPr/>
         <w:t>{{ ud</w:t>
       </w:r>
       <w:proofErr w:type="gramEnd"/>
       <w:r>
+        <w:rPr/>
         <w:t>6_titulo_c1 }}</w:t>
       </w:r>
     </w:p>
     <w:p>
       <w:r>
+        <w:rPr/>
         <w:lastRenderedPageBreak/>
         <w:t>Contenidos</w:t>
       </w:r>
@@ -5929,6 +6050,7 @@
         <w:ind w:left="720"/>
       </w:pPr>
       <w:r>
+        <w:rPr/>
         <w:t>Configuración de pequeñas instalaciones de infraestructuras de telecomunicaciones en edificios:</w:t>
       </w:r>
     </w:p>
@@ -5937,6 +6059,7 @@
         <w:ind w:left="720"/>
       </w:pPr>
       <w:r>
+        <w:rPr/>
         <w:t>Normativa sobre Infraestructuras comunes para servicios de telecomunicación en edificios (ICT).</w:t>
       </w:r>
     </w:p>
@@ -5945,6 +6068,7 @@
         <w:ind w:left="720"/>
       </w:pPr>
       <w:r>
+        <w:rPr/>
         <w:t>Configuración de las instalaciones de antenas:</w:t>
       </w:r>
     </w:p>
@@ -5953,6 +6077,7 @@
         <w:ind w:left="720"/>
       </w:pPr>
       <w:r>
+        <w:rPr/>
         <w:t>Parábolas y accesorios de montaje.</w:t>
       </w:r>
     </w:p>
@@ -5961,6 +6086,7 @@
         <w:ind w:left="720"/>
       </w:pPr>
       <w:r>
+        <w:rPr/>
         <w:t>Equipo de cabecera.</w:t>
       </w:r>
     </w:p>
@@ -5969,6 +6095,7 @@
         <w:ind w:left="720"/>
       </w:pPr>
       <w:r>
+        <w:rPr/>
         <w:t>Elementos para la distribución.</w:t>
       </w:r>
     </w:p>
@@ -5977,6 +6104,7 @@
         <w:ind w:left="720"/>
       </w:pPr>
       <w:r>
+        <w:rPr/>
         <w:t>Redes: cables y elementos de interconexión.</w:t>
       </w:r>
     </w:p>
@@ -5985,6 +6113,7 @@
         <w:ind w:left="720"/>
       </w:pPr>
       <w:r>
+        <w:rPr/>
         <w:t>Instalaciones de antena de TV y radio individuales y en ICT. Elementos y partes. Tipología. Características.</w:t>
       </w:r>
     </w:p>
@@ -5993,11 +6122,13 @@
         <w:ind w:left="720"/>
       </w:pPr>
       <w:r>
+        <w:rPr/>
         <w:t>Simbología en las instalaciones de antenas.</w:t>
       </w:r>
     </w:p>
     <w:p>
       <w:r>
+        <w:rPr/>
         <w:t>Procedimientos</w:t>
       </w:r>
     </w:p>
@@ -6006,6 +6137,7 @@
         <w:ind w:left="720"/>
       </w:pPr>
       <w:r>
+        <w:rPr/>
         <w:t>Descripción de los conceptos, con apoyo de medios audiovisuales.</w:t>
       </w:r>
     </w:p>
@@ -6014,6 +6146,7 @@
         <w:ind w:left="720"/>
       </w:pPr>
       <w:r>
+        <w:rPr/>
         <w:t>Planteamiento de ejemplos en el entorno cercano al alumno.</w:t>
       </w:r>
     </w:p>
@@ -6022,10 +6155,12 @@
         <w:ind w:left="720"/>
       </w:pPr>
       <w:r>
+        <w:rPr/>
         <w:t xml:space="preserve">Resolución de casos prácticos de configuración de instalaciones, cálculos, </w:t>
       </w:r>
       <w:proofErr w:type="gramStart"/>
       <w:r>
+        <w:rPr/>
         <w:t>selección materiales</w:t>
       </w:r>
       <w:proofErr w:type="gramEnd"/>
@@ -6035,6 +6170,7 @@
         <w:ind w:left="720"/>
       </w:pPr>
       <w:r>
+        <w:rPr/>
         <w:t>Desarrollo de las actividades prácticas previstas en la unidad.</w:t>
       </w:r>
     </w:p>
@@ -6043,25 +6179,30 @@
         <w:ind w:left="720"/>
       </w:pPr>
       <w:r>
+        <w:rPr/>
         <w:t>Realización de los ejercicios de comprobación del aprendizaje del alumno.</w:t>
       </w:r>
     </w:p>
     <w:p/>
     <w:p>
       <w:r>
+        <w:rPr/>
         <w:t xml:space="preserve">UD 7. </w:t>
       </w:r>
       <w:proofErr w:type="gramStart"/>
       <w:r>
+        <w:rPr/>
         <w:t>{{ ud</w:t>
       </w:r>
       <w:proofErr w:type="gramEnd"/>
       <w:r>
+        <w:rPr/>
         <w:t>7_titulo_c1 }}</w:t>
       </w:r>
     </w:p>
     <w:p>
       <w:r>
+        <w:rPr/>
         <w:t xml:space="preserve">Contenidos </w:t>
       </w:r>
     </w:p>
@@ -6070,6 +6211,7 @@
         <w:ind w:left="720"/>
       </w:pPr>
       <w:r>
+        <w:rPr/>
         <w:t>Montaje de instalaciones de infraestructuras de telecomunicaciones en edificios:</w:t>
       </w:r>
     </w:p>
@@ -6078,6 +6220,7 @@
         <w:ind w:left="720"/>
       </w:pPr>
       <w:r>
+        <w:rPr/>
         <w:t>Documentación y planos de instalaciones de ICT.</w:t>
       </w:r>
     </w:p>
@@ -6086,6 +6229,7 @@
         <w:ind w:left="720"/>
       </w:pPr>
       <w:r>
+        <w:rPr/>
         <w:t>Montaje de instalaciones de antenas.</w:t>
       </w:r>
     </w:p>
@@ -6094,6 +6238,7 @@
         <w:ind w:left="720"/>
       </w:pPr>
       <w:r>
+        <w:rPr/>
         <w:t>Técnicas específicas de montaje.</w:t>
       </w:r>
     </w:p>
@@ -6102,6 +6247,7 @@
         <w:ind w:left="720"/>
       </w:pPr>
       <w:r>
+        <w:rPr/>
         <w:t>Herramientas y útiles para el montaje.</w:t>
       </w:r>
     </w:p>
@@ -6110,6 +6256,7 @@
         <w:ind w:left="720"/>
       </w:pPr>
       <w:r>
+        <w:rPr/>
         <w:t>Normas de seguridad personal y de los equipos.</w:t>
       </w:r>
     </w:p>
@@ -6118,11 +6265,13 @@
         <w:ind w:left="720"/>
       </w:pPr>
       <w:r>
+        <w:rPr/>
         <w:t>Calidad en el montaje de instalaciones de ICT.</w:t>
       </w:r>
     </w:p>
     <w:p>
       <w:r>
+        <w:rPr/>
         <w:t>Procedimientos</w:t>
       </w:r>
     </w:p>
@@ -6131,6 +6280,7 @@
         <w:ind w:left="720"/>
       </w:pPr>
       <w:r>
+        <w:rPr/>
         <w:t>Descripción de los conceptos, con apoyo de medios audiovisuales.</w:t>
       </w:r>
     </w:p>
@@ -6139,6 +6289,7 @@
         <w:ind w:left="720"/>
       </w:pPr>
       <w:r>
+        <w:rPr/>
         <w:t>Planteamiento de ejemplos en el entorno cercano al alumno.</w:t>
       </w:r>
     </w:p>
@@ -6147,6 +6298,7 @@
         <w:ind w:left="720"/>
       </w:pPr>
       <w:r>
+        <w:rPr/>
         <w:t>Resolución de casos prácticos de replanteo y montaje de sistemas captadores, cabeceras e instalaciones de distribución.</w:t>
       </w:r>
     </w:p>
@@ -6155,6 +6307,7 @@
         <w:ind w:left="720"/>
       </w:pPr>
       <w:r>
+        <w:rPr/>
         <w:t>Desarrollo de las actividades prácticas previstas en la unidad.</w:t>
       </w:r>
     </w:p>
@@ -6163,25 +6316,30 @@
         <w:ind w:left="720"/>
       </w:pPr>
       <w:r>
+        <w:rPr/>
         <w:t>Realización de los ejercicios de comprobación del aprendizaje del alumno.</w:t>
       </w:r>
     </w:p>
     <w:p/>
     <w:p>
       <w:r>
+        <w:rPr/>
         <w:t xml:space="preserve">UD 8. </w:t>
       </w:r>
       <w:proofErr w:type="gramStart"/>
       <w:r>
+        <w:rPr/>
         <w:t>{{ ud</w:t>
       </w:r>
       <w:proofErr w:type="gramEnd"/>
       <w:r>
+        <w:rPr/>
         <w:t>8_titulo_c1 }}</w:t>
       </w:r>
     </w:p>
     <w:p>
       <w:r>
+        <w:rPr/>
         <w:t>Contenidos</w:t>
       </w:r>
     </w:p>
@@ -6190,6 +6348,7 @@
         <w:ind w:left="720"/>
       </w:pPr>
       <w:r>
+        <w:rPr/>
         <w:t>Verificación, ajuste y medida de los elementos y parámetros de las instalaciones de infraestructuras de telecomunicaciones:</w:t>
       </w:r>
     </w:p>
@@ -6198,6 +6357,7 @@
         <w:ind w:left="720"/>
       </w:pPr>
       <w:r>
+        <w:rPr/>
         <w:t>Instrumentos y procedimientos de medida en instalaciones de ICT.</w:t>
       </w:r>
     </w:p>
@@ -6206,6 +6366,7 @@
         <w:ind w:left="720"/>
       </w:pPr>
       <w:r>
+        <w:rPr/>
         <w:t>Parámetros de funcionamiento en las instalaciones de ICT. Ajustes y puesta a punto.</w:t>
       </w:r>
     </w:p>
@@ -6214,11 +6375,13 @@
         <w:ind w:left="720"/>
       </w:pPr>
       <w:r>
+        <w:rPr/>
         <w:t>Puesta en servicio de la instalación de ICT.</w:t>
       </w:r>
     </w:p>
     <w:p>
       <w:r>
+        <w:rPr/>
         <w:t>Procedimientos</w:t>
       </w:r>
     </w:p>
@@ -6227,6 +6390,7 @@
         <w:ind w:left="720"/>
       </w:pPr>
       <w:r>
+        <w:rPr/>
         <w:t>Descripción de los conceptos, con apoyo de medios audiovisuales.</w:t>
       </w:r>
     </w:p>
@@ -6235,6 +6399,7 @@
         <w:ind w:left="720"/>
       </w:pPr>
       <w:r>
+        <w:rPr/>
         <w:t>Planteamiento de ejemplos en el entorno cercano al alumno.</w:t>
       </w:r>
     </w:p>
@@ -6243,6 +6408,7 @@
         <w:ind w:left="720"/>
       </w:pPr>
       <w:r>
+        <w:rPr/>
         <w:lastRenderedPageBreak/>
         <w:t>Resolución de casos prácticos de medidas de calidad y apuntamiento de antenas.</w:t>
       </w:r>
@@ -6252,6 +6418,7 @@
         <w:ind w:left="720"/>
       </w:pPr>
       <w:r>
+        <w:rPr/>
         <w:t>Desarrollo de las actividades prácticas previstas en la unidad.</w:t>
       </w:r>
     </w:p>
@@ -6260,25 +6427,30 @@
         <w:ind w:left="720"/>
       </w:pPr>
       <w:r>
+        <w:rPr/>
         <w:t>Realización de los ejercicios de comprobación del aprendizaje del alumno.</w:t>
       </w:r>
     </w:p>
     <w:p/>
     <w:p>
       <w:r>
+        <w:rPr/>
         <w:t xml:space="preserve">UD 9. </w:t>
       </w:r>
       <w:proofErr w:type="gramStart"/>
       <w:r>
+        <w:rPr/>
         <w:t>{{ ud</w:t>
       </w:r>
       <w:proofErr w:type="gramEnd"/>
       <w:r>
+        <w:rPr/>
         <w:t>9_titulo_c1 }}</w:t>
       </w:r>
     </w:p>
     <w:p>
       <w:r>
+        <w:rPr/>
         <w:t>Contenidos</w:t>
       </w:r>
     </w:p>
@@ -6287,6 +6459,7 @@
         <w:ind w:left="720"/>
       </w:pPr>
       <w:r>
+        <w:rPr/>
         <w:t>Identificación de los elementos de infraestructuras de telecomunicaciones:</w:t>
       </w:r>
     </w:p>
@@ -6295,6 +6468,7 @@
         <w:ind w:left="720"/>
       </w:pPr>
       <w:r>
+        <w:rPr/>
         <w:t>Normativa sobre infraestructuras comunes para servicios de telecomunicación en edificios (ICT).</w:t>
       </w:r>
     </w:p>
@@ -6303,6 +6477,7 @@
         <w:ind w:left="720"/>
       </w:pPr>
       <w:r>
+        <w:rPr/>
         <w:t>Sistemas de telefonía: conceptos y ámbito de aplicación.</w:t>
       </w:r>
     </w:p>
@@ -6311,6 +6486,7 @@
         <w:ind w:left="720"/>
       </w:pPr>
       <w:r>
+        <w:rPr/>
         <w:t>Centrales telefónicas: tipología, características y jerarquías.</w:t>
       </w:r>
     </w:p>
@@ -6319,6 +6495,7 @@
         <w:ind w:left="720"/>
       </w:pPr>
       <w:r>
+        <w:rPr/>
         <w:t>Redes digitales y tecnologías emergentes.</w:t>
       </w:r>
     </w:p>
@@ -6327,6 +6504,7 @@
         <w:ind w:left="720"/>
       </w:pPr>
       <w:r>
+        <w:rPr/>
         <w:t>Configuración de pequeñas instalaciones de infraestructuras de telecomunicaciones en edificios:</w:t>
       </w:r>
     </w:p>
@@ -6335,6 +6513,7 @@
         <w:ind w:left="720"/>
       </w:pPr>
       <w:r>
+        <w:rPr/>
         <w:t>Configuración de instalaciones de telefonía.</w:t>
       </w:r>
     </w:p>
@@ -6343,6 +6522,7 @@
         <w:ind w:left="720"/>
       </w:pPr>
       <w:r>
+        <w:rPr/>
         <w:t>Equipos y elementos.</w:t>
       </w:r>
     </w:p>
@@ -6351,6 +6531,7 @@
         <w:ind w:left="720"/>
       </w:pPr>
       <w:r>
+        <w:rPr/>
         <w:t>Medios de transmisión: cables, fibra óptica y elementos de interconexión en instalaciones de telefonía.</w:t>
       </w:r>
     </w:p>
@@ -6359,6 +6540,7 @@
         <w:ind w:left="720"/>
       </w:pPr>
       <w:r>
+        <w:rPr/>
         <w:t>Simbología en las instalaciones de telefonía.</w:t>
       </w:r>
     </w:p>
@@ -6367,6 +6549,7 @@
         <w:ind w:left="720"/>
       </w:pPr>
       <w:r>
+        <w:rPr/>
         <w:t>Montaje de instalaciones de infraestructuras de telecomunicaciones en edificios:</w:t>
       </w:r>
     </w:p>
@@ -6375,6 +6558,7 @@
         <w:ind w:left="720"/>
       </w:pPr>
       <w:r>
+        <w:rPr/>
         <w:t>Documentación y planos de instalaciones de ICT.</w:t>
       </w:r>
     </w:p>
@@ -6383,6 +6567,7 @@
         <w:ind w:left="720"/>
       </w:pPr>
       <w:r>
+        <w:rPr/>
         <w:t>Técnicas específicas de montaje.</w:t>
       </w:r>
     </w:p>
@@ -6391,6 +6576,7 @@
         <w:ind w:left="720"/>
       </w:pPr>
       <w:r>
+        <w:rPr/>
         <w:t>Herramientas y útiles para el montaje.</w:t>
       </w:r>
     </w:p>
@@ -6399,6 +6585,7 @@
         <w:ind w:left="720"/>
       </w:pPr>
       <w:r>
+        <w:rPr/>
         <w:t>Normas de seguridad personal y de los equipos.</w:t>
       </w:r>
     </w:p>
@@ -6407,6 +6594,7 @@
         <w:ind w:left="720"/>
       </w:pPr>
       <w:r>
+        <w:rPr/>
         <w:t>Calidad en el montaje de instalaciones de ICT.</w:t>
       </w:r>
     </w:p>
@@ -6415,6 +6603,7 @@
         <w:ind w:left="720"/>
       </w:pPr>
       <w:r>
+        <w:rPr/>
         <w:t>Verificación, ajuste y medida de los elementos y parámetros de las instalaciones de infraestructuras de telecomunicaciones:</w:t>
       </w:r>
     </w:p>
@@ -6423,6 +6612,7 @@
         <w:ind w:left="720"/>
       </w:pPr>
       <w:r>
+        <w:rPr/>
         <w:t>Instrumentos y procedimientos de medida en instalaciones de ICT.</w:t>
       </w:r>
     </w:p>
@@ -6431,6 +6621,7 @@
         <w:ind w:left="720"/>
       </w:pPr>
       <w:r>
+        <w:rPr/>
         <w:t>Parámetros de funcionamiento en las instalaciones de ICT. Ajustes y puesta a punto.</w:t>
       </w:r>
     </w:p>
@@ -6439,11 +6630,13 @@
         <w:ind w:left="720"/>
       </w:pPr>
       <w:r>
+        <w:rPr/>
         <w:t>Puesta en servicio de la instalación de ICT.</w:t>
       </w:r>
     </w:p>
     <w:p>
       <w:r>
+        <w:rPr/>
         <w:t>Procedimientos</w:t>
       </w:r>
     </w:p>
@@ -6452,6 +6645,7 @@
         <w:ind w:left="720"/>
       </w:pPr>
       <w:r>
+        <w:rPr/>
         <w:t>Estudio y ejecución de ejercicios utilizando el REBT.</w:t>
       </w:r>
     </w:p>
@@ -6460,6 +6654,7 @@
         <w:ind w:left="720"/>
       </w:pPr>
       <w:r>
+        <w:rPr/>
         <w:t>Confección de datos en función de la superficie de la vivienda, la potencia, el número de circuitos y los elementos que constituyen la instalación.</w:t>
       </w:r>
     </w:p>
@@ -6468,6 +6663,7 @@
         <w:ind w:left="720"/>
       </w:pPr>
       <w:r>
+        <w:rPr/>
         <w:t>Obtención de soportes documentales de la instalación y de los elementos que constituyen la misma en cuanto a materiales, circuitos y elementos de protección.</w:t>
       </w:r>
     </w:p>
@@ -6476,6 +6672,7 @@
         <w:ind w:left="720"/>
       </w:pPr>
       <w:r>
+        <w:rPr/>
         <w:t>Realización del trazado de la instalación.</w:t>
       </w:r>
     </w:p>
@@ -6484,6 +6681,7 @@
         <w:ind w:left="720"/>
       </w:pPr>
       <w:r>
+        <w:rPr/>
         <w:t>Realización de la fijación de canalizaciones y elementos de la instalación.</w:t>
       </w:r>
     </w:p>
@@ -6492,6 +6690,7 @@
         <w:ind w:left="720"/>
       </w:pPr>
       <w:r>
+        <w:rPr/>
         <w:t>Realización del cableado de la instalación.</w:t>
       </w:r>
     </w:p>
@@ -6500,25 +6699,30 @@
         <w:ind w:left="720"/>
       </w:pPr>
       <w:r>
+        <w:rPr/>
         <w:t>Conexión y montaje de los elementos estudiados en esta unidad.</w:t>
       </w:r>
     </w:p>
     <w:p/>
     <w:p>
       <w:r>
+        <w:rPr/>
         <w:t xml:space="preserve">UD 10. </w:t>
       </w:r>
       <w:proofErr w:type="gramStart"/>
       <w:r>
+        <w:rPr/>
         <w:t>{{ ud</w:t>
       </w:r>
       <w:proofErr w:type="gramEnd"/>
       <w:r>
+        <w:rPr/>
         <w:t xml:space="preserve">10_titulo_c1 }} </w:t>
       </w:r>
     </w:p>
     <w:p>
       <w:r>
+        <w:rPr/>
         <w:t>Contenidos</w:t>
       </w:r>
     </w:p>
@@ -6527,14 +6731,17 @@
         <w:ind w:left="720"/>
       </w:pPr>
       <w:r>
+        <w:rPr/>
         <w:t xml:space="preserve">Sistemas de </w:t>
       </w:r>
       <w:proofErr w:type="spellStart"/>
       <w:r>
+        <w:rPr/>
         <w:t>interfonía</w:t>
       </w:r>
       <w:proofErr w:type="spellEnd"/>
       <w:r>
+        <w:rPr/>
         <w:t xml:space="preserve"> y vídeo portería: conceptos básicos y ámbito de aplicación.</w:t>
       </w:r>
     </w:p>
@@ -6543,6 +6750,7 @@
         <w:ind w:left="720"/>
       </w:pPr>
       <w:r>
+        <w:rPr/>
         <w:t>Control de accesos y seguridad.</w:t>
       </w:r>
     </w:p>
@@ -6551,14 +6759,17 @@
         <w:ind w:left="720"/>
       </w:pPr>
       <w:r>
+        <w:rPr/>
         <w:t xml:space="preserve">Configuración de pequeñas instalaciones de </w:t>
       </w:r>
       <w:proofErr w:type="spellStart"/>
       <w:r>
+        <w:rPr/>
         <w:t>interfonía</w:t>
       </w:r>
       <w:proofErr w:type="spellEnd"/>
       <w:r>
+        <w:rPr/>
         <w:t xml:space="preserve"> y control de acceso en edificios:</w:t>
       </w:r>
     </w:p>
@@ -6567,6 +6778,7 @@
         <w:ind w:left="720"/>
       </w:pPr>
       <w:r>
+        <w:rPr/>
         <w:t>Montaje de instalaciones de infraestructuras de telecomunicaciones en edificios:</w:t>
       </w:r>
     </w:p>
@@ -6575,6 +6787,7 @@
         <w:ind w:left="720"/>
       </w:pPr>
       <w:r>
+        <w:rPr/>
         <w:lastRenderedPageBreak/>
         <w:t>Verificación y ajuste de los elementos y parámetros de las instalaciones de infraestructuras de telecomunicaciones:</w:t>
       </w:r>
@@ -6584,14 +6797,17 @@
         <w:ind w:left="720"/>
       </w:pPr>
       <w:r>
+        <w:rPr/>
         <w:t xml:space="preserve">Parámetros de funcionamiento en las instalaciones de </w:t>
       </w:r>
       <w:proofErr w:type="spellStart"/>
       <w:r>
+        <w:rPr/>
         <w:t>interfonía</w:t>
       </w:r>
       <w:proofErr w:type="spellEnd"/>
       <w:r>
+        <w:rPr/>
         <w:t xml:space="preserve"> y control de acceso. Ajustes y puesta a punto.</w:t>
       </w:r>
     </w:p>
@@ -6600,14 +6816,17 @@
         <w:ind w:left="720"/>
       </w:pPr>
       <w:r>
+        <w:rPr/>
         <w:t xml:space="preserve">Puesta en servicio de la instalación de </w:t>
       </w:r>
       <w:proofErr w:type="spellStart"/>
       <w:r>
+        <w:rPr/>
         <w:t>interfonía</w:t>
       </w:r>
       <w:proofErr w:type="spellEnd"/>
       <w:r>
+        <w:rPr/>
         <w:t xml:space="preserve"> y control de acceso</w:t>
       </w:r>
     </w:p>
@@ -6616,6 +6835,7 @@
         <w:ind w:left="720"/>
       </w:pPr>
       <w:r>
+        <w:rPr/>
         <w:t>Localización de averías y disfunciones en equipos e instalaciones de infraestructuras de telecomunicaciones:</w:t>
       </w:r>
     </w:p>
@@ -6624,6 +6844,7 @@
         <w:ind w:left="720"/>
       </w:pPr>
       <w:r>
+        <w:rPr/>
         <w:t>Averías típicas en instalaciones de ICT.</w:t>
       </w:r>
     </w:p>
@@ -6632,6 +6853,7 @@
         <w:ind w:left="720"/>
       </w:pPr>
       <w:r>
+        <w:rPr/>
         <w:t>Criterios y puntos de revisión.</w:t>
       </w:r>
     </w:p>
@@ -6640,6 +6862,7 @@
         <w:ind w:left="720"/>
       </w:pPr>
       <w:r>
+        <w:rPr/>
         <w:t>Operaciones programadas.</w:t>
       </w:r>
     </w:p>
@@ -6648,6 +6871,7 @@
         <w:ind w:left="720"/>
       </w:pPr>
       <w:r>
+        <w:rPr/>
         <w:t>Equipos y medios. Instrumentos de medida.</w:t>
       </w:r>
     </w:p>
@@ -6656,6 +6880,7 @@
         <w:ind w:left="720"/>
       </w:pPr>
       <w:r>
+        <w:rPr/>
         <w:t xml:space="preserve">Diagnóstico y localización de averías. </w:t>
       </w:r>
     </w:p>
@@ -6664,6 +6889,7 @@
         <w:ind w:left="720"/>
       </w:pPr>
       <w:r>
+        <w:rPr/>
         <w:t xml:space="preserve">Normativa de seguridad. Equipos y elementos. Medidas de protección, señalización y seguridad. </w:t>
       </w:r>
     </w:p>
@@ -6672,6 +6898,7 @@
         <w:ind w:left="720"/>
       </w:pPr>
       <w:r>
+        <w:rPr/>
         <w:t>Reparación de instalaciones de infraestructuras de telecomunicaciones en edificios:</w:t>
       </w:r>
     </w:p>
@@ -6680,6 +6907,7 @@
         <w:ind w:left="720"/>
       </w:pPr>
       <w:r>
+        <w:rPr/>
         <w:t>Herramientas y útiles para reparación y mantenimiento de ICT.</w:t>
       </w:r>
     </w:p>
@@ -6688,6 +6916,7 @@
         <w:ind w:left="720"/>
       </w:pPr>
       <w:r>
+        <w:rPr/>
         <w:t>Reparación de averías.</w:t>
       </w:r>
     </w:p>
@@ -6696,11 +6925,13 @@
         <w:ind w:left="720"/>
       </w:pPr>
       <w:r>
+        <w:rPr/>
         <w:t>Calidad.</w:t>
       </w:r>
     </w:p>
     <w:p>
       <w:r>
+        <w:rPr/>
         <w:t>Procedimientos</w:t>
       </w:r>
     </w:p>
@@ -6709,6 +6940,7 @@
         <w:ind w:left="720"/>
       </w:pPr>
       <w:r>
+        <w:rPr/>
         <w:t>Descripción de los conceptos, con apoyo de medios audiovisuales.</w:t>
       </w:r>
     </w:p>
@@ -6717,6 +6949,7 @@
         <w:ind w:left="720"/>
       </w:pPr>
       <w:r>
+        <w:rPr/>
         <w:t>Planteamiento de ejemplos en el entorno cercano al alumno.</w:t>
       </w:r>
     </w:p>
@@ -6725,6 +6958,7 @@
         <w:ind w:left="720"/>
       </w:pPr>
       <w:r>
+        <w:rPr/>
         <w:t>Resolución de casos prácticos de configuración de porteros automáticos, etc.</w:t>
       </w:r>
     </w:p>
@@ -6733,6 +6967,7 @@
         <w:ind w:left="720"/>
       </w:pPr>
       <w:r>
+        <w:rPr/>
         <w:t>Desarrollo de las actividades prácticas previstas en la unidad.</w:t>
       </w:r>
     </w:p>
@@ -6741,6 +6976,7 @@
         <w:ind w:left="720"/>
       </w:pPr>
       <w:r>
+        <w:rPr/>
         <w:t>Realización de los ejercicios de comprobación del aprendizaje del alumno.</w:t>
       </w:r>
     </w:p>
@@ -6751,19 +6987,23 @@
     </w:p>
     <w:p>
       <w:r>
+        <w:rPr/>
         <w:t xml:space="preserve">UD 11. </w:t>
       </w:r>
       <w:proofErr w:type="gramStart"/>
       <w:r>
+        <w:rPr/>
         <w:t>{{ ud</w:t>
       </w:r>
       <w:proofErr w:type="gramEnd"/>
       <w:r>
+        <w:rPr/>
         <w:t>11_titulo_c1 }}</w:t>
       </w:r>
     </w:p>
     <w:p>
       <w:r>
+        <w:rPr/>
         <w:t xml:space="preserve">Contenidos </w:t>
       </w:r>
     </w:p>
@@ -6772,6 +7012,7 @@
         <w:ind w:left="720"/>
       </w:pPr>
       <w:r>
+        <w:rPr/>
         <w:t>Localización de averías y disfunciones en equipos e instalaciones de infraestructuras de telecomunicaciones:</w:t>
       </w:r>
     </w:p>
@@ -6780,6 +7021,7 @@
         <w:ind w:left="720"/>
       </w:pPr>
       <w:r>
+        <w:rPr/>
         <w:t>Averías típicas en instalaciones de ICT.</w:t>
       </w:r>
     </w:p>
@@ -6788,6 +7030,7 @@
         <w:ind w:left="720"/>
       </w:pPr>
       <w:r>
+        <w:rPr/>
         <w:t>Criterios y puntos de revisión.</w:t>
       </w:r>
     </w:p>
@@ -6796,6 +7039,7 @@
         <w:ind w:left="720"/>
       </w:pPr>
       <w:r>
+        <w:rPr/>
         <w:t>Operaciones programadas.</w:t>
       </w:r>
     </w:p>
@@ -6804,6 +7048,7 @@
         <w:ind w:left="720"/>
       </w:pPr>
       <w:r>
+        <w:rPr/>
         <w:t>Equipos y medios. Instrumentos de medida.</w:t>
       </w:r>
     </w:p>
@@ -6812,6 +7057,7 @@
         <w:ind w:left="720"/>
       </w:pPr>
       <w:r>
+        <w:rPr/>
         <w:t xml:space="preserve">Diagnóstico y localización de averías. </w:t>
       </w:r>
     </w:p>
@@ -6820,6 +7066,7 @@
         <w:ind w:left="720"/>
       </w:pPr>
       <w:r>
+        <w:rPr/>
         <w:t xml:space="preserve">Normativa de seguridad. Equipos y elementos. Medidas de protección, señalización y seguridad. </w:t>
       </w:r>
     </w:p>
@@ -6828,6 +7075,7 @@
         <w:ind w:left="720"/>
       </w:pPr>
       <w:r>
+        <w:rPr/>
         <w:t>Reparación de instalaciones de infraestructuras de telecomunicaciones en edificios:</w:t>
       </w:r>
     </w:p>
@@ -6836,6 +7084,7 @@
         <w:ind w:left="720"/>
       </w:pPr>
       <w:r>
+        <w:rPr/>
         <w:t>Herramientas y útiles para reparación y mantenimiento de ICT.</w:t>
       </w:r>
     </w:p>
@@ -6844,6 +7093,7 @@
         <w:ind w:left="720"/>
       </w:pPr>
       <w:r>
+        <w:rPr/>
         <w:t>Reparación de averías.</w:t>
       </w:r>
     </w:p>
@@ -6852,6 +7102,7 @@
         <w:ind w:left="720"/>
       </w:pPr>
       <w:r>
+        <w:rPr/>
         <w:t>Calidad.</w:t>
       </w:r>
     </w:p>
@@ -6882,18 +7133,22 @@
     <w:p>
       <w:proofErr w:type="gramStart"/>
       <w:r>
+        <w:rPr/>
         <w:t xml:space="preserve">{{ </w:t>
       </w:r>
       <w:proofErr w:type="spellStart"/>
       <w:r>
+        <w:rPr/>
         <w:t>ud</w:t>
       </w:r>
       <w:proofErr w:type="gramEnd"/>
       <w:r>
+        <w:rPr/>
         <w:t>_item</w:t>
       </w:r>
       <w:proofErr w:type="spellEnd"/>
       <w:r>
+        <w:rPr/>
         <w:t xml:space="preserve"> }}</w:t>
       </w:r>
     </w:p>
@@ -6905,6 +7160,7 @@
         </w:numPr>
       </w:pPr>
       <w:r>
+        <w:rPr/>
         <w:t>Identificación de los elementos de infraestructuras de telecomunicaciones para la captación y distribución de señales de televisión:</w:t>
       </w:r>
     </w:p>
@@ -6918,6 +7174,7 @@
         <w:jc w:val="both"/>
       </w:pPr>
       <w:r>
+        <w:rPr/>
         <w:lastRenderedPageBreak/>
         <w:t>Normativa sobre infraestructuras comunes para servicios de telecomunicación en edificios (ICT).</w:t>
       </w:r>
@@ -6932,6 +7189,7 @@
         <w:jc w:val="both"/>
       </w:pPr>
       <w:r>
+        <w:rPr/>
         <w:t>Elementos y redes.</w:t>
       </w:r>
     </w:p>
@@ -6945,6 +7203,7 @@
         <w:jc w:val="both"/>
       </w:pPr>
       <w:r>
+        <w:rPr/>
         <w:t>Recintos, canalizaciones y registros.</w:t>
       </w:r>
     </w:p>
@@ -6958,6 +7217,7 @@
         <w:jc w:val="both"/>
       </w:pPr>
       <w:r>
+        <w:rPr/>
         <w:t>Antenas y líneas de transmisión:</w:t>
       </w:r>
     </w:p>
@@ -6970,6 +7230,7 @@
         <w:jc w:val="both"/>
       </w:pPr>
       <w:r>
+        <w:rPr/>
         <w:t>a) Antenas de radio. Antenas de TV. Tipos y elementos.</w:t>
       </w:r>
     </w:p>
@@ -6982,6 +7243,7 @@
         <w:jc w:val="both"/>
       </w:pPr>
       <w:r>
+        <w:rPr/>
         <w:t>b) Simbología en las instalaciones de ICT.</w:t>
       </w:r>
     </w:p>
@@ -6993,6 +7255,7 @@
         </w:numPr>
       </w:pPr>
       <w:r>
+        <w:rPr/>
         <w:t>Configuración de instalaciones de ICT para la captación y distribución de señales de televisión (instalaciones de antenas):</w:t>
       </w:r>
     </w:p>
@@ -7006,6 +7269,7 @@
         <w:jc w:val="both"/>
       </w:pPr>
       <w:r>
+        <w:rPr/>
         <w:t>Normativa sobre Infraestructuras comunes para servicios de telecomunicación en edificios (ICT).</w:t>
       </w:r>
     </w:p>
@@ -7019,6 +7283,7 @@
         <w:jc w:val="both"/>
       </w:pPr>
       <w:r>
+        <w:rPr/>
         <w:t>Elementos de captación de señales: antenas, parábolas, mástiles, torres y accesorios de montaje.</w:t>
       </w:r>
     </w:p>
@@ -7032,6 +7297,7 @@
         <w:jc w:val="both"/>
       </w:pPr>
       <w:r>
+        <w:rPr/>
         <w:t>Equipo de cabecera.</w:t>
       </w:r>
     </w:p>
@@ -7045,6 +7311,7 @@
         <w:jc w:val="both"/>
       </w:pPr>
       <w:r>
+        <w:rPr/>
         <w:t>Elementos para la distribución.</w:t>
       </w:r>
     </w:p>
@@ -7058,6 +7325,7 @@
         <w:jc w:val="both"/>
       </w:pPr>
       <w:r>
+        <w:rPr/>
         <w:t>Redes: cables, fibra óptica y elementos de interconexión.</w:t>
       </w:r>
     </w:p>
@@ -7067,6 +7335,7 @@
         <w:jc w:val="both"/>
       </w:pPr>
       <w:r>
+        <w:rPr/>
         <w:t>Instalaciones de antena de TV y radio individuales. Elementos y partes. Tipología. Características.</w:t>
       </w:r>
     </w:p>
@@ -7080,6 +7349,7 @@
         <w:jc w:val="both"/>
       </w:pPr>
       <w:r>
+        <w:rPr/>
         <w:t>Simbología en las instalaciones de antenas.</w:t>
       </w:r>
     </w:p>
@@ -7091,6 +7361,7 @@
         </w:numPr>
       </w:pPr>
       <w:r>
+        <w:rPr/>
         <w:t>Montaje de instalaciones de antenas:</w:t>
       </w:r>
     </w:p>
@@ -7104,6 +7375,7 @@
         <w:jc w:val="both"/>
       </w:pPr>
       <w:r>
+        <w:rPr/>
         <w:t>Documentación y planos de instalaciones de ICT.</w:t>
       </w:r>
     </w:p>
@@ -7117,6 +7389,7 @@
         <w:jc w:val="both"/>
       </w:pPr>
       <w:r>
+        <w:rPr/>
         <w:t>Técnicas específicas de montaje.</w:t>
       </w:r>
     </w:p>
@@ -7130,6 +7403,7 @@
         <w:jc w:val="both"/>
       </w:pPr>
       <w:r>
+        <w:rPr/>
         <w:t>Herramientas y útiles para el montaje.</w:t>
       </w:r>
     </w:p>
@@ -7143,6 +7417,7 @@
         <w:jc w:val="both"/>
       </w:pPr>
       <w:r>
+        <w:rPr/>
         <w:t>Normas de seguridad personal y de los equipos.</w:t>
       </w:r>
     </w:p>
@@ -7156,6 +7431,7 @@
         <w:jc w:val="both"/>
       </w:pPr>
       <w:r>
+        <w:rPr/>
         <w:t>Calidad en el montaje de instalaciones de antenas.</w:t>
       </w:r>
     </w:p>
@@ -7167,6 +7443,7 @@
         </w:numPr>
       </w:pPr>
       <w:r>
+        <w:rPr/>
         <w:t>Verificación, ajuste y medida de los elementos y parámetros de las instalaciones de antenas:</w:t>
       </w:r>
     </w:p>
@@ -7180,6 +7457,7 @@
         <w:jc w:val="both"/>
       </w:pPr>
       <w:r>
+        <w:rPr/>
         <w:t>Instrumentos y procedimientos de medida en instalaciones de antenas.</w:t>
       </w:r>
     </w:p>
@@ -7193,6 +7471,7 @@
         <w:jc w:val="both"/>
       </w:pPr>
       <w:r>
+        <w:rPr/>
         <w:t>Parámetros de funcionamiento en las instalaciones de antenas. Ajustes y puesta a punto.</w:t>
       </w:r>
     </w:p>
@@ -7206,6 +7485,7 @@
         <w:jc w:val="both"/>
       </w:pPr>
       <w:r>
+        <w:rPr/>
         <w:t>Puesta en servicio de la instalación de antenas.</w:t>
       </w:r>
     </w:p>
@@ -7217,6 +7497,7 @@
         </w:numPr>
       </w:pPr>
       <w:r>
+        <w:rPr/>
         <w:t>Localización de averías y disfunciones en equipos e instalaciones de antenas:</w:t>
       </w:r>
     </w:p>
@@ -7230,6 +7511,7 @@
         <w:jc w:val="both"/>
       </w:pPr>
       <w:r>
+        <w:rPr/>
         <w:t>Averías típicas en instalaciones de antenas.</w:t>
       </w:r>
     </w:p>
@@ -7243,6 +7525,7 @@
         <w:jc w:val="both"/>
       </w:pPr>
       <w:r>
+        <w:rPr/>
         <w:t>Criterios y puntos de revisión.</w:t>
       </w:r>
     </w:p>
@@ -7256,6 +7539,7 @@
         <w:jc w:val="both"/>
       </w:pPr>
       <w:r>
+        <w:rPr/>
         <w:t>Operaciones programadas.</w:t>
       </w:r>
     </w:p>
@@ -7269,6 +7553,7 @@
         <w:jc w:val="both"/>
       </w:pPr>
       <w:r>
+        <w:rPr/>
         <w:t>Equipos y medios. Instrumentos de medida.</w:t>
       </w:r>
     </w:p>
@@ -7282,6 +7567,7 @@
         <w:jc w:val="both"/>
       </w:pPr>
       <w:r>
+        <w:rPr/>
         <w:t>Diagnóstico y localización de averías.</w:t>
       </w:r>
     </w:p>
@@ -7295,6 +7581,7 @@
         <w:jc w:val="both"/>
       </w:pPr>
       <w:r>
+        <w:rPr/>
         <w:t>Normativa de seguridad. Equipos y elementos. Medidas de protección, señalización y seguridad.</w:t>
       </w:r>
     </w:p>
@@ -7306,6 +7593,7 @@
         </w:numPr>
       </w:pPr>
       <w:r>
+        <w:rPr/>
         <w:t>Reparación de instalaciones de antenas en edificios:</w:t>
       </w:r>
     </w:p>
@@ -7319,6 +7607,7 @@
         <w:jc w:val="both"/>
       </w:pPr>
       <w:r>
+        <w:rPr/>
         <w:t>Herramientas y útiles para reparación y mantenimiento de instalaciones de antenas.</w:t>
       </w:r>
     </w:p>
@@ -7332,6 +7621,7 @@
         <w:jc w:val="both"/>
       </w:pPr>
       <w:r>
+        <w:rPr/>
         <w:t>Reparación de averías.</w:t>
       </w:r>
     </w:p>
@@ -7345,6 +7635,7 @@
         <w:jc w:val="both"/>
       </w:pPr>
       <w:r>
+        <w:rPr/>
         <w:t>Calidad.</w:t>
       </w:r>
     </w:p>
@@ -7356,6 +7647,7 @@
         </w:numPr>
       </w:pPr>
       <w:r>
+        <w:rPr/>
         <w:t>Seguridad, prevención de riesgos laborales y protección ambiental:</w:t>
       </w:r>
     </w:p>
@@ -7369,6 +7661,7 @@
         <w:jc w:val="both"/>
       </w:pPr>
       <w:r>
+        <w:rPr/>
         <w:t>Normas de seguridad en el montaje de instalaciones de antenas.</w:t>
       </w:r>
     </w:p>
@@ -7382,6 +7675,7 @@
         <w:jc w:val="both"/>
       </w:pPr>
       <w:r>
+        <w:rPr/>
         <w:t>Medios y equipos de seguridad en el montaje de instalaciones de antenas.</w:t>
       </w:r>
     </w:p>
@@ -7393,18 +7687,22 @@
     <w:p>
       <w:proofErr w:type="gramStart"/>
       <w:r>
+        <w:rPr/>
         <w:t xml:space="preserve">{{ </w:t>
       </w:r>
       <w:proofErr w:type="spellStart"/>
       <w:r>
+        <w:rPr/>
         <w:t>ud</w:t>
       </w:r>
       <w:proofErr w:type="gramEnd"/>
       <w:r>
+        <w:rPr/>
         <w:t>_item</w:t>
       </w:r>
       <w:proofErr w:type="spellEnd"/>
       <w:r>
+        <w:rPr/>
         <w:t xml:space="preserve"> }}</w:t>
       </w:r>
     </w:p>
@@ -7416,6 +7714,7 @@
         </w:numPr>
       </w:pPr>
       <w:r>
+        <w:rPr/>
         <w:t>Identificación de los elementos de infraestructuras de telecomunicaciones para el acceso a los servicios de telefonía y de banda ancha e instalaciones de intercomunicación:</w:t>
       </w:r>
     </w:p>
@@ -7429,6 +7728,7 @@
         <w:jc w:val="both"/>
       </w:pPr>
       <w:r>
+        <w:rPr/>
         <w:t>Normativa sobre infraestructuras comunes para servicios de telecomunicación en edificios (ICT).</w:t>
       </w:r>
     </w:p>
@@ -7442,6 +7742,7 @@
         <w:jc w:val="both"/>
       </w:pPr>
       <w:r>
+        <w:rPr/>
         <w:t>Elementos y redes.</w:t>
       </w:r>
     </w:p>
@@ -7455,6 +7756,7 @@
         <w:jc w:val="both"/>
       </w:pPr>
       <w:r>
+        <w:rPr/>
         <w:t>Recintos, canalizaciones y registros.</w:t>
       </w:r>
     </w:p>
@@ -7468,6 +7770,7 @@
         <w:jc w:val="both"/>
       </w:pPr>
       <w:r>
+        <w:rPr/>
         <w:t>Sistemas de telefonía: conceptos y ámbito de aplicación.</w:t>
       </w:r>
     </w:p>
@@ -7481,6 +7784,7 @@
         <w:jc w:val="both"/>
       </w:pPr>
       <w:r>
+        <w:rPr/>
         <w:t>Centrales telefónicas: tipología, características y jerarquías.</w:t>
       </w:r>
     </w:p>
@@ -7494,6 +7798,7 @@
         <w:jc w:val="both"/>
       </w:pPr>
       <w:r>
+        <w:rPr/>
         <w:t>Simbología en las instalaciones de ICT.</w:t>
       </w:r>
     </w:p>
@@ -7507,22 +7812,27 @@
         <w:jc w:val="both"/>
       </w:pPr>
       <w:r>
+        <w:rPr/>
         <w:t xml:space="preserve">Sistemas de </w:t>
       </w:r>
       <w:proofErr w:type="spellStart"/>
       <w:r>
+        <w:rPr/>
         <w:t>interfonía</w:t>
       </w:r>
       <w:proofErr w:type="spellEnd"/>
       <w:r>
+        <w:rPr/>
         <w:t xml:space="preserve"> y </w:t>
       </w:r>
       <w:proofErr w:type="spellStart"/>
       <w:r>
+        <w:rPr/>
         <w:t>videoportería</w:t>
       </w:r>
       <w:proofErr w:type="spellEnd"/>
       <w:r>
+        <w:rPr/>
         <w:t>: conceptos básicos y ámbito de aplicación.</w:t>
       </w:r>
     </w:p>
@@ -7536,6 +7846,7 @@
         <w:jc w:val="both"/>
       </w:pPr>
       <w:r>
+        <w:rPr/>
         <w:t>Control de accesos y seguridad.</w:t>
       </w:r>
     </w:p>
@@ -7549,6 +7860,7 @@
         <w:jc w:val="both"/>
       </w:pPr>
       <w:r>
+        <w:rPr/>
         <w:t>Redes digitales y tecnologías emergentes.</w:t>
       </w:r>
     </w:p>
@@ -7560,6 +7872,7 @@
         </w:numPr>
       </w:pPr>
       <w:r>
+        <w:rPr/>
         <w:t>Configuración de instalaciones de telefonía e intercomunicación:</w:t>
       </w:r>
     </w:p>
@@ -7573,6 +7886,7 @@
         <w:jc w:val="both"/>
       </w:pPr>
       <w:r>
+        <w:rPr/>
         <w:t>Normativa sobre Infraestructuras comunes para servicios de telecomunicación en edificios (ICT).</w:t>
       </w:r>
     </w:p>
@@ -7586,6 +7900,7 @@
         <w:jc w:val="both"/>
       </w:pPr>
       <w:r>
+        <w:rPr/>
         <w:t>Equipos y elementos:</w:t>
       </w:r>
     </w:p>
@@ -7598,6 +7913,7 @@
         <w:jc w:val="both"/>
       </w:pPr>
       <w:r>
+        <w:rPr/>
         <w:t>a) Medios de transmisión: cables, fibra óptica y elementos de interconexión en instalaciones de telefonía e intercomunicación.</w:t>
       </w:r>
     </w:p>
@@ -7610,6 +7926,7 @@
         <w:jc w:val="both"/>
       </w:pPr>
       <w:r>
+        <w:rPr/>
         <w:t>b) Simbología en las instalaciones de telefonía e intercomunicación.</w:t>
       </w:r>
     </w:p>
@@ -7621,6 +7938,7 @@
         </w:numPr>
       </w:pPr>
       <w:r>
+        <w:rPr/>
         <w:t>Montaje de instalaciones de telefonía e intercomunicación:</w:t>
       </w:r>
     </w:p>
@@ -7634,6 +7952,7 @@
         <w:jc w:val="both"/>
       </w:pPr>
       <w:r>
+        <w:rPr/>
         <w:t>Técnicas específicas de montaje.</w:t>
       </w:r>
     </w:p>
@@ -7647,6 +7966,7 @@
         <w:jc w:val="both"/>
       </w:pPr>
       <w:r>
+        <w:rPr/>
         <w:t>Herramientas y útiles para el montaje.</w:t>
       </w:r>
     </w:p>
@@ -7660,6 +7980,7 @@
         <w:jc w:val="both"/>
       </w:pPr>
       <w:r>
+        <w:rPr/>
         <w:t>Normas de seguridad personal y de los equipos.</w:t>
       </w:r>
     </w:p>
@@ -7673,6 +7994,7 @@
         <w:jc w:val="both"/>
       </w:pPr>
       <w:r>
+        <w:rPr/>
         <w:t>Calidad en el montaje de instalaciones de telefonía e intercomunicación.</w:t>
       </w:r>
     </w:p>
@@ -7684,6 +8006,7 @@
         </w:numPr>
       </w:pPr>
       <w:r>
+        <w:rPr/>
         <w:t>Verificación, ajuste y medida de los elementos y parámetros de las instalaciones de telefonía e intercomunicación:</w:t>
       </w:r>
     </w:p>
@@ -7697,6 +8020,7 @@
         <w:jc w:val="both"/>
       </w:pPr>
       <w:r>
+        <w:rPr/>
         <w:t>Instrumentos y procedimientos de medida en instalaciones de telefonía e intercomunicación.</w:t>
       </w:r>
     </w:p>
@@ -7710,6 +8034,7 @@
         <w:jc w:val="both"/>
       </w:pPr>
       <w:r>
+        <w:rPr/>
         <w:t>Parámetros de funcionamiento en las instalaciones de telefonía e intercomunicación. Ajustes y puesta a punto.</w:t>
       </w:r>
     </w:p>
@@ -7723,6 +8048,7 @@
         <w:jc w:val="both"/>
       </w:pPr>
       <w:r>
+        <w:rPr/>
         <w:t>Puesta en servicio de la instalación de telefonía e intercomunicación.</w:t>
       </w:r>
     </w:p>
@@ -7736,6 +8062,7 @@
         <w:jc w:val="both"/>
       </w:pPr>
       <w:r>
+        <w:rPr/>
         <w:t>Averías típicas en instalaciones de telefonía e intercomunicación.</w:t>
       </w:r>
     </w:p>
@@ -7747,6 +8074,7 @@
         </w:numPr>
       </w:pPr>
       <w:r>
+        <w:rPr/>
         <w:t>Localización de averías y disfunciones en equipos e instalaciones de telefonía e intercomunicación.</w:t>
       </w:r>
     </w:p>
@@ -7760,6 +8088,7 @@
         <w:jc w:val="both"/>
       </w:pPr>
       <w:r>
+        <w:rPr/>
         <w:t>Averías típicas en instalaciones de telefonía e intercomunicación.</w:t>
       </w:r>
     </w:p>
@@ -7773,6 +8102,7 @@
         <w:jc w:val="both"/>
       </w:pPr>
       <w:r>
+        <w:rPr/>
         <w:t>Criterios y puntos de revisión.</w:t>
       </w:r>
     </w:p>
@@ -7786,6 +8116,7 @@
         <w:jc w:val="both"/>
       </w:pPr>
       <w:r>
+        <w:rPr/>
         <w:t>Operaciones programadas.</w:t>
       </w:r>
     </w:p>
@@ -7799,6 +8130,7 @@
         <w:jc w:val="both"/>
       </w:pPr>
       <w:r>
+        <w:rPr/>
         <w:t>Equipos y medios. Instrumentos de medida.</w:t>
       </w:r>
     </w:p>
@@ -7812,6 +8144,7 @@
         <w:jc w:val="both"/>
       </w:pPr>
       <w:r>
+        <w:rPr/>
         <w:t>Diagnóstico y localización de averías.</w:t>
       </w:r>
     </w:p>
@@ -7825,6 +8158,7 @@
         <w:jc w:val="both"/>
       </w:pPr>
       <w:r>
+        <w:rPr/>
         <w:t>Normativa de seguridad. Equipos y elementos. Medidas de protección, señalización y seguridad.</w:t>
       </w:r>
     </w:p>
@@ -7836,6 +8170,7 @@
         </w:numPr>
       </w:pPr>
       <w:r>
+        <w:rPr/>
         <w:t>Reparación de instalaciones de telefonía e intercomunicación en edificios:</w:t>
       </w:r>
     </w:p>
@@ -7849,6 +8184,7 @@
         <w:jc w:val="both"/>
       </w:pPr>
       <w:r>
+        <w:rPr/>
         <w:lastRenderedPageBreak/>
         <w:t>Herramientas y útiles para reparación y mantenimiento de instalaciones de telefonía e intercomunicación.</w:t>
       </w:r>
@@ -7863,6 +8199,7 @@
         <w:jc w:val="both"/>
       </w:pPr>
       <w:r>
+        <w:rPr/>
         <w:t>Reparación de averías.</w:t>
       </w:r>
     </w:p>
@@ -7876,6 +8213,7 @@
         <w:jc w:val="both"/>
       </w:pPr>
       <w:r>
+        <w:rPr/>
         <w:t>Calidad.</w:t>
       </w:r>
     </w:p>
@@ -7887,6 +8225,7 @@
         </w:numPr>
       </w:pPr>
       <w:r>
+        <w:rPr/>
         <w:t>Seguridad, prevención de riesgos laborales y protección ambiental:</w:t>
       </w:r>
     </w:p>
@@ -7900,6 +8239,7 @@
         <w:jc w:val="both"/>
       </w:pPr>
       <w:r>
+        <w:rPr/>
         <w:t>Normas de seguridad en el montaje de instalaciones de telefonía e intercomunicación.</w:t>
       </w:r>
     </w:p>
@@ -7913,6 +8253,7 @@
         <w:jc w:val="both"/>
       </w:pPr>
       <w:r>
+        <w:rPr/>
         <w:t>Medios y equipos de seguridad en el montaje de instalaciones de telefonía e intercomunicación.</w:t>
       </w:r>
     </w:p>
@@ -7929,6 +8270,7 @@
       <w:bookmarkStart w:id="5" w:name="_acknvkueyd90" w:colFirst="0" w:colLast="0"/>
       <w:bookmarkEnd w:id="5"/>
       <w:r>
+        <w:rPr/>
         <w:t>C2. CRITERIOS DE EVALUACIÓN</w:t>
       </w:r>
     </w:p>
@@ -7938,6 +8280,7 @@
         <w:jc w:val="both"/>
       </w:pPr>
       <w:r>
+        <w:rPr/>
         <w:t xml:space="preserve">Los Criterios de Evaluación (CE) permiten medir los Resultados de Aprendizaje (RA) </w:t>
       </w:r>
     </w:p>
@@ -7951,14 +8294,17 @@
         <w:jc w:val="both"/>
       </w:pPr>
       <w:r>
+        <w:rPr/>
         <w:t xml:space="preserve">RA 1. </w:t>
       </w:r>
       <w:proofErr w:type="gramStart"/>
       <w:r>
+        <w:rPr/>
         <w:t>{{ ra</w:t>
       </w:r>
       <w:proofErr w:type="gramEnd"/>
       <w:r>
+        <w:rPr/>
         <w:t>1_texto_c2 }}</w:t>
       </w:r>
     </w:p>
@@ -7967,6 +8313,7 @@
         <w:jc w:val="both"/>
       </w:pPr>
       <w:r>
+        <w:rPr/>
         <w:t>Criterios de evaluación:</w:t>
       </w:r>
     </w:p>
@@ -7979,6 +8326,7 @@
         <w:jc w:val="both"/>
       </w:pPr>
       <w:r>
+        <w:rPr/>
         <w:t>Se ha analizado la normativa sobre infraestructuras comunes de telecomunicaciones en edificios.</w:t>
       </w:r>
     </w:p>
@@ -7991,6 +8339,7 @@
         <w:jc w:val="both"/>
       </w:pPr>
       <w:r>
+        <w:rPr/>
         <w:t>Se han identificado los elementos de las zonas comunes y privadas.</w:t>
       </w:r>
     </w:p>
@@ -8003,6 +8352,7 @@
         <w:jc w:val="both"/>
       </w:pPr>
       <w:r>
+        <w:rPr/>
         <w:t>Se han descrito los tipos de instalaciones que componen una ICT (infraestructura común de telecomunicaciones).</w:t>
       </w:r>
     </w:p>
@@ -8015,6 +8365,7 @@
         <w:jc w:val="both"/>
       </w:pPr>
       <w:r>
+        <w:rPr/>
         <w:t>Se han descrito los tipos y la función de recintos (superior, inferior) y registros (enlace, secundario, entre otros) de una ICT.</w:t>
       </w:r>
     </w:p>
@@ -8027,6 +8378,7 @@
         <w:jc w:val="both"/>
       </w:pPr>
       <w:r>
+        <w:rPr/>
         <w:t>Se han identificado los tipos de canalizaciones (externa, de enlace, principal, entre otras).</w:t>
       </w:r>
     </w:p>
@@ -8039,6 +8391,7 @@
         <w:jc w:val="both"/>
       </w:pPr>
       <w:r>
+        <w:rPr/>
         <w:t>Se han descrito los tipos de redes que componen la ICT (alimentación, distribución, dispersión e interior).</w:t>
       </w:r>
     </w:p>
@@ -8051,6 +8404,7 @@
         <w:jc w:val="both"/>
       </w:pPr>
       <w:r>
+        <w:rPr/>
         <w:t>Se han identificado los elementos de conexión.</w:t>
       </w:r>
     </w:p>
@@ -8063,6 +8417,7 @@
         <w:jc w:val="both"/>
       </w:pPr>
       <w:r>
+        <w:rPr/>
         <w:t>Se ha determinado la función y características de los elementos y equipos de cada sistema</w:t>
       </w:r>
     </w:p>
@@ -8072,6 +8427,7 @@
         <w:jc w:val="both"/>
       </w:pPr>
       <w:r>
+        <w:rPr/>
         <w:t>(televisión, telefonía, seguridad, entre otros).</w:t>
       </w:r>
     </w:p>
@@ -8085,14 +8441,17 @@
         <w:jc w:val="both"/>
       </w:pPr>
       <w:r>
+        <w:rPr/>
         <w:t xml:space="preserve">RA 2. </w:t>
       </w:r>
       <w:proofErr w:type="gramStart"/>
       <w:r>
+        <w:rPr/>
         <w:t>{{ ra</w:t>
       </w:r>
       <w:proofErr w:type="gramEnd"/>
       <w:r>
+        <w:rPr/>
         <w:t>2_texto_c2 }}</w:t>
       </w:r>
     </w:p>
@@ -8101,6 +8460,7 @@
         <w:jc w:val="both"/>
       </w:pPr>
       <w:r>
+        <w:rPr/>
         <w:t>Criterios de evaluación:</w:t>
       </w:r>
     </w:p>
@@ -8113,6 +8473,7 @@
         <w:jc w:val="both"/>
       </w:pPr>
       <w:r>
+        <w:rPr/>
         <w:t>Se han identificado las especificaciones técnicas de la instalación.</w:t>
       </w:r>
     </w:p>
@@ -8125,6 +8486,7 @@
         <w:jc w:val="both"/>
       </w:pPr>
       <w:r>
+        <w:rPr/>
         <w:t>Se ha aplicado la normativa de ICT y el REBT en la configuración de la instalación.</w:t>
       </w:r>
     </w:p>
@@ -8137,6 +8499,7 @@
         <w:jc w:val="both"/>
       </w:pPr>
       <w:r>
+        <w:rPr/>
         <w:t>Se han utilizado herramientas informáticas de aplicación.</w:t>
       </w:r>
     </w:p>
@@ -8149,6 +8512,7 @@
         <w:jc w:val="both"/>
       </w:pPr>
       <w:r>
+        <w:rPr/>
         <w:t>Se han calculado los parámetros de los elementos y equipos de la instalación.</w:t>
       </w:r>
     </w:p>
@@ -8161,6 +8525,7 @@
         <w:jc w:val="both"/>
       </w:pPr>
       <w:r>
+        <w:rPr/>
         <w:t>Se han realizado los croquis y esquemas de la instalación con la calidad requerida.</w:t>
       </w:r>
     </w:p>
@@ -8173,6 +8538,7 @@
         <w:jc w:val="both"/>
       </w:pPr>
       <w:r>
+        <w:rPr/>
         <w:t>Se ha utilizado la simbología normalizada.</w:t>
       </w:r>
     </w:p>
@@ -8185,6 +8551,7 @@
         <w:jc w:val="both"/>
       </w:pPr>
       <w:r>
+        <w:rPr/>
         <w:t>Se han seleccionado los equipos y materiales que cumplen las especificaciones funcionales, técnicas y normativas.</w:t>
       </w:r>
     </w:p>
@@ -8197,6 +8564,7 @@
         <w:jc w:val="both"/>
       </w:pPr>
       <w:r>
+        <w:rPr/>
         <w:t>Se ha elaborado el presupuesto correspondiente a la solución adoptada.</w:t>
       </w:r>
     </w:p>
@@ -8211,14 +8579,17 @@
         <w:jc w:val="both"/>
       </w:pPr>
       <w:r>
+        <w:rPr/>
         <w:t xml:space="preserve">RA 3. </w:t>
       </w:r>
       <w:proofErr w:type="gramStart"/>
       <w:r>
+        <w:rPr/>
         <w:t>{{ ra</w:t>
       </w:r>
       <w:proofErr w:type="gramEnd"/>
       <w:r>
+        <w:rPr/>
         <w:t>3_texto_c2 }}</w:t>
       </w:r>
     </w:p>
@@ -8227,6 +8598,7 @@
         <w:jc w:val="both"/>
       </w:pPr>
       <w:r>
+        <w:rPr/>
         <w:t>Criterios de evaluación:</w:t>
       </w:r>
     </w:p>
@@ -8239,6 +8611,7 @@
         <w:jc w:val="both"/>
       </w:pPr>
       <w:r>
+        <w:rPr/>
         <w:t>Se ha interpretado la documentación técnica de la instalación (planos, esquemas, reglamentación, entre otros).</w:t>
       </w:r>
     </w:p>
@@ -8251,6 +8624,7 @@
         <w:jc w:val="both"/>
       </w:pPr>
       <w:r>
+        <w:rPr/>
         <w:t>Se ha realizado el replanteo de la instalación.</w:t>
       </w:r>
     </w:p>
@@ -8263,6 +8637,7 @@
         <w:jc w:val="both"/>
       </w:pPr>
       <w:r>
+        <w:rPr/>
         <w:lastRenderedPageBreak/>
         <w:t>Se han ubicado y fijado canalizaciones.</w:t>
       </w:r>
@@ -8276,6 +8651,7 @@
         <w:jc w:val="both"/>
       </w:pPr>
       <w:r>
+        <w:rPr/>
         <w:t>Se han realizado operaciones de montaje de mástiles y torretas, entre otros.</w:t>
       </w:r>
     </w:p>
@@ -8288,6 +8664,7 @@
         <w:jc w:val="both"/>
       </w:pPr>
       <w:r>
+        <w:rPr/>
         <w:t>Se han ubicado y fijado los elementos de captación de señales y del equipo de cabecera.</w:t>
       </w:r>
     </w:p>
@@ -8300,6 +8677,7 @@
         <w:jc w:val="both"/>
       </w:pPr>
       <w:r>
+        <w:rPr/>
         <w:t>Se ha tendido el cableado de los sistemas de la instalación (televisión, telefonía y comunicación interior, seguridad, entre otros).</w:t>
       </w:r>
     </w:p>
@@ -8312,6 +8690,7 @@
         <w:jc w:val="both"/>
       </w:pPr>
       <w:r>
+        <w:rPr/>
         <w:t>Se han conexionado los equipos y elementos de la instalación.</w:t>
       </w:r>
     </w:p>
@@ -8324,6 +8703,7 @@
         <w:jc w:val="both"/>
       </w:pPr>
       <w:r>
+        <w:rPr/>
         <w:t>Se han aplicado los criterios de calidad en las operaciones de montaje.</w:t>
       </w:r>
     </w:p>
@@ -8338,14 +8718,17 @@
         <w:jc w:val="both"/>
       </w:pPr>
       <w:r>
+        <w:rPr/>
         <w:t xml:space="preserve">RA 4. </w:t>
       </w:r>
       <w:proofErr w:type="gramStart"/>
       <w:r>
+        <w:rPr/>
         <w:t>{{ ra</w:t>
       </w:r>
       <w:proofErr w:type="gramEnd"/>
       <w:r>
+        <w:rPr/>
         <w:t>4_texto_c2 }}</w:t>
       </w:r>
     </w:p>
@@ -8354,6 +8737,7 @@
         <w:jc w:val="both"/>
       </w:pPr>
       <w:r>
+        <w:rPr/>
         <w:t>Criterios de evaluación:</w:t>
       </w:r>
     </w:p>
@@ -8366,6 +8750,7 @@
         <w:jc w:val="both"/>
       </w:pPr>
       <w:r>
+        <w:rPr/>
         <w:t>Se han descrito las unidades y los parámetros de los sistemas de la instalación (ganancia de la antena, de amplificadores, directividad, anchos de banda, atenuaciones, interferencias, entre otros).</w:t>
       </w:r>
     </w:p>
@@ -8378,6 +8763,7 @@
         <w:jc w:val="both"/>
       </w:pPr>
       <w:r>
+        <w:rPr/>
         <w:t>Se han utilizado herramientas informáticas para la obtención de información: situación de</w:t>
       </w:r>
     </w:p>
@@ -8387,6 +8773,7 @@
         <w:jc w:val="both"/>
       </w:pPr>
       <w:r>
+        <w:rPr/>
         <w:t>repetidores, posicionamiento de satélites, entre otros.</w:t>
       </w:r>
     </w:p>
@@ -8399,6 +8786,7 @@
         <w:jc w:val="both"/>
       </w:pPr>
       <w:r>
+        <w:rPr/>
         <w:t>Se han orientado los elementos de captación de señales.</w:t>
       </w:r>
     </w:p>
@@ -8411,6 +8799,7 @@
         <w:jc w:val="both"/>
       </w:pPr>
       <w:r>
+        <w:rPr/>
         <w:t>Se han realizado las medidas de los parámetros significativos de las señales en los sistemas de la instalación.</w:t>
       </w:r>
     </w:p>
@@ -8423,6 +8812,7 @@
         <w:jc w:val="both"/>
       </w:pPr>
       <w:r>
+        <w:rPr/>
         <w:t>Se han relacionado los parámetros medidos con los característicos de la instalación.</w:t>
       </w:r>
     </w:p>
@@ -8435,6 +8825,7 @@
         <w:jc w:val="both"/>
       </w:pPr>
       <w:r>
+        <w:rPr/>
         <w:t>Se han realizado pruebas funcionales y ajustes.</w:t>
       </w:r>
     </w:p>
@@ -8449,14 +8840,17 @@
         <w:jc w:val="both"/>
       </w:pPr>
       <w:r>
+        <w:rPr/>
         <w:t xml:space="preserve">RA 5. </w:t>
       </w:r>
       <w:proofErr w:type="gramStart"/>
       <w:r>
+        <w:rPr/>
         <w:t>{{ ra</w:t>
       </w:r>
       <w:proofErr w:type="gramEnd"/>
       <w:r>
+        <w:rPr/>
         <w:t>5_texto_c2 }}</w:t>
       </w:r>
     </w:p>
@@ -8465,6 +8859,7 @@
         <w:jc w:val="both"/>
       </w:pPr>
       <w:r>
+        <w:rPr/>
         <w:t>Criterios de evaluación:</w:t>
       </w:r>
     </w:p>
@@ -8477,6 +8872,7 @@
         <w:jc w:val="both"/>
       </w:pPr>
       <w:r>
+        <w:rPr/>
         <w:t>Se han realizado las medidas de los parámetros de funcionamiento, utilizando los medios, equipos e instrumentos específicos.</w:t>
       </w:r>
     </w:p>
@@ -8489,6 +8885,7 @@
         <w:jc w:val="both"/>
       </w:pPr>
       <w:r>
+        <w:rPr/>
         <w:t>Se ha operado con las herramientas e instrumentos adecuados para la diagnosis de averías.</w:t>
       </w:r>
     </w:p>
@@ -8501,6 +8898,7 @@
         <w:jc w:val="both"/>
       </w:pPr>
       <w:r>
+        <w:rPr/>
         <w:t>Se han identificado los síntomas de averías o disfunciones.</w:t>
       </w:r>
     </w:p>
@@ -8513,6 +8911,7 @@
         <w:jc w:val="both"/>
       </w:pPr>
       <w:r>
+        <w:rPr/>
         <w:t>Se han planteado hipótesis de las posibles causas de la avería y su repercusión en la instalación.</w:t>
       </w:r>
     </w:p>
@@ -8525,6 +8924,7 @@
         <w:jc w:val="both"/>
       </w:pPr>
       <w:r>
+        <w:rPr/>
         <w:t>Se ha localizado el subsistema, equipo o elemento responsable de la disfunción.</w:t>
       </w:r>
     </w:p>
@@ -8537,6 +8937,7 @@
         <w:jc w:val="both"/>
       </w:pPr>
       <w:r>
+        <w:rPr/>
         <w:t>Se ha operado con autonomía en las actividades propuestas</w:t>
       </w:r>
     </w:p>
@@ -8551,14 +8952,17 @@
         <w:jc w:val="both"/>
       </w:pPr>
       <w:r>
+        <w:rPr/>
         <w:t xml:space="preserve">RA 6. </w:t>
       </w:r>
       <w:proofErr w:type="gramStart"/>
       <w:r>
+        <w:rPr/>
         <w:t>{{ ra</w:t>
       </w:r>
       <w:proofErr w:type="gramEnd"/>
       <w:r>
+        <w:rPr/>
         <w:t>6_texto_c2 }}</w:t>
       </w:r>
     </w:p>
@@ -8567,6 +8971,7 @@
         <w:jc w:val="both"/>
       </w:pPr>
       <w:r>
+        <w:rPr/>
         <w:t>Criterios de evaluación:</w:t>
       </w:r>
     </w:p>
@@ -8579,6 +8984,7 @@
         <w:jc w:val="both"/>
       </w:pPr>
       <w:r>
+        <w:rPr/>
         <w:t>Se ha elaborado la secuencia de intervención para la reparación de la avería.</w:t>
       </w:r>
     </w:p>
@@ -8591,6 +8997,7 @@
         <w:jc w:val="both"/>
       </w:pPr>
       <w:r>
+        <w:rPr/>
         <w:t>Se han reparado o en su caso sustituido los componentes causantes de la avería.</w:t>
       </w:r>
     </w:p>
@@ -8603,6 +9010,7 @@
         <w:jc w:val="both"/>
       </w:pPr>
       <w:r>
+        <w:rPr/>
         <w:t>Se ha verificado la compatibilidad del nuevo elemento instalado.</w:t>
       </w:r>
     </w:p>
@@ -8615,6 +9023,7 @@
         <w:jc w:val="both"/>
       </w:pPr>
       <w:r>
+        <w:rPr/>
         <w:t>Se han restablecido las condiciones de normal funcionamiento del equipo o de la instalación.</w:t>
       </w:r>
     </w:p>
@@ -8627,6 +9036,7 @@
         <w:jc w:val="both"/>
       </w:pPr>
       <w:r>
+        <w:rPr/>
         <w:t>Se han realizado las intervenciones de mantenimiento con la calidad requerida.</w:t>
       </w:r>
     </w:p>
@@ -8639,6 +9049,7 @@
         <w:jc w:val="both"/>
       </w:pPr>
       <w:r>
+        <w:rPr/>
         <w:t>Se ha operado con autonomía en las actividades propuestas.</w:t>
       </w:r>
     </w:p>
@@ -8651,6 +9062,7 @@
         <w:jc w:val="both"/>
       </w:pPr>
       <w:r>
+        <w:rPr/>
         <w:t>Se ha elaborado un informe-memoria de las actividades desarrolladas, los procedimientos utilizados y resultados obtenidos.</w:t>
       </w:r>
     </w:p>
@@ -8664,14 +9076,17 @@
         <w:jc w:val="both"/>
       </w:pPr>
       <w:r>
+        <w:rPr/>
         <w:t xml:space="preserve">RA 7. </w:t>
       </w:r>
       <w:proofErr w:type="gramStart"/>
       <w:r>
+        <w:rPr/>
         <w:t>{{ ra</w:t>
       </w:r>
       <w:proofErr w:type="gramEnd"/>
       <w:r>
+        <w:rPr/>
         <w:t>7_texto_c2 }}</w:t>
       </w:r>
     </w:p>
@@ -8680,6 +9095,7 @@
         <w:jc w:val="both"/>
       </w:pPr>
       <w:r>
+        <w:rPr/>
         <w:t>Criterios de evaluación:</w:t>
       </w:r>
     </w:p>
@@ -8692,6 +9108,7 @@
         <w:jc w:val="both"/>
       </w:pPr>
       <w:r>
+        <w:rPr/>
         <w:lastRenderedPageBreak/>
         <w:t>Se han identificado los riesgos y el nivel de peligrosidad que suponen la manipulación de los materiales, herramientas, útiles, máquinas y medios de transporte.</w:t>
       </w:r>
@@ -8705,6 +9122,7 @@
         <w:jc w:val="both"/>
       </w:pPr>
       <w:r>
+        <w:rPr/>
         <w:t>Se han operado las máquinas respetando las normas de seguridad.</w:t>
       </w:r>
     </w:p>
@@ -8717,6 +9135,7 @@
         <w:jc w:val="both"/>
       </w:pPr>
       <w:r>
+        <w:rPr/>
         <w:t>Se han identificado las causas más frecuentes de accidentes en la manipulación de materiales, herramientas, máquinas de corte y conformado, entre otros.</w:t>
       </w:r>
     </w:p>
@@ -8729,6 +9148,7 @@
         <w:jc w:val="both"/>
       </w:pPr>
       <w:r>
+        <w:rPr/>
         <w:t>Se han descrito los elementos de seguridad (protecciones, alarmas, pasos de emergencia, entre otros) de las máquinas y de los equipos de protección individual (calzado, protección ocular, indumentaria, entre otros) que se deben emplear en las distintas operaciones de mecanizado y montaje.</w:t>
       </w:r>
     </w:p>
@@ -8741,6 +9161,7 @@
         <w:jc w:val="both"/>
       </w:pPr>
       <w:r>
+        <w:rPr/>
         <w:t>Se ha relacionado la manipulación de materiales, herramientas y máquinas con las medidas de seguridad y protección personal requeridas.</w:t>
       </w:r>
     </w:p>
@@ -8753,6 +9174,7 @@
         <w:jc w:val="both"/>
       </w:pPr>
       <w:r>
+        <w:rPr/>
         <w:t>Se han determinado las medidas de seguridad y de protección personal que se deben adoptar en la preparación y ejecución de las operaciones de montaje y mantenimiento de las instalaciones de infraestructuras comunes de telecomunicaciones en viviendas y edificios.</w:t>
       </w:r>
     </w:p>
@@ -8765,6 +9187,7 @@
         <w:jc w:val="both"/>
       </w:pPr>
       <w:r>
+        <w:rPr/>
         <w:t>Se han identificado las posibles fuentes de contaminación acústica, visual, entre otras, del entorno ambiental.</w:t>
       </w:r>
     </w:p>
@@ -8777,6 +9200,7 @@
         <w:jc w:val="both"/>
       </w:pPr>
       <w:r>
+        <w:rPr/>
         <w:t>Se han clasificado los residuos generados para su retirada selectiva.</w:t>
       </w:r>
     </w:p>
@@ -8789,6 +9213,7 @@
         <w:jc w:val="both"/>
       </w:pPr>
       <w:r>
+        <w:rPr/>
         <w:t>Se ha valorado el orden y la limpieza de instalaciones y equipos como primer factor de prevención de riesgos.</w:t>
       </w:r>
     </w:p>
@@ -8805,6 +9230,7 @@
       <w:bookmarkStart w:id="6" w:name="_jrurwtlayuid" w:colFirst="0" w:colLast="0"/>
       <w:bookmarkEnd w:id="6"/>
       <w:r>
+        <w:rPr/>
         <w:t>C3. CRITERIOS DE CALIFICACIÓN</w:t>
       </w:r>
     </w:p>
@@ -8813,6 +9239,7 @@
         <w:jc w:val="both"/>
       </w:pPr>
       <w:r>
+        <w:rPr/>
         <w:t>El alumnado debe tener un nivel de asistencia superior al 85% para no perder el derecho a una evaluación continua, el alumnado con asistencia inferior será evaluado en un único examen en las convocatorias ordinaria y extraordinaria.</w:t>
       </w:r>
     </w:p>
@@ -8826,6 +9253,7 @@
         <w:jc w:val="both"/>
       </w:pPr>
       <w:r>
+        <w:rPr/>
         <w:t>Se realiza una evaluación por trimestre, adjudicándose una nota a cada alumnado que se obtiene ponderando estos dos bloques (se media a partir de un 4):</w:t>
       </w:r>
     </w:p>
@@ -8839,18 +9267,22 @@
       </w:pPr>
       <w:proofErr w:type="gramStart"/>
       <w:r>
+        <w:rPr/>
         <w:t xml:space="preserve">{{ </w:t>
       </w:r>
       <w:proofErr w:type="spellStart"/>
       <w:r>
+        <w:rPr/>
         <w:t>texto</w:t>
       </w:r>
       <w:proofErr w:type="gramEnd"/>
       <w:r>
+        <w:rPr/>
         <w:t>_criterios_calificacion</w:t>
       </w:r>
       <w:proofErr w:type="spellEnd"/>
       <w:r>
+        <w:rPr/>
         <w:t xml:space="preserve"> }} </w:t>
       </w:r>
     </w:p>
@@ -8863,6 +9295,7 @@
         <w:jc w:val="both"/>
       </w:pPr>
       <w:r>
+        <w:rPr/>
         <w:t>70%. Procedimentales, habilidades (tareas, ejercicios, prácticas e informes).</w:t>
       </w:r>
     </w:p>
@@ -8872,6 +9305,7 @@
         <w:jc w:val="both"/>
       </w:pPr>
       <w:r>
+        <w:rPr/>
         <w:t>+10%. Actitudinales, actitud. (Se valora positivamente, si es necesario, para subir calificación).</w:t>
       </w:r>
     </w:p>
@@ -8886,6 +9320,7 @@
         <w:jc w:val="both"/>
       </w:pPr>
       <w:r>
+        <w:rPr/>
         <w:t>La plantilla de calificación contiene estos apartados:</w:t>
       </w:r>
     </w:p>
@@ -8897,6 +9332,7 @@
         </w:numPr>
       </w:pPr>
       <w:r>
+        <w:rPr/>
         <w:t>30%. Examen de contenidos en aula teórica.</w:t>
       </w:r>
     </w:p>
@@ -8908,6 +9344,7 @@
         </w:numPr>
       </w:pPr>
       <w:r>
+        <w:rPr/>
         <w:t>20%. Examen de prácticas en aula taller.</w:t>
       </w:r>
     </w:p>
@@ -8919,6 +9356,7 @@
         </w:numPr>
       </w:pPr>
       <w:r>
+        <w:rPr/>
         <w:t>30%. Tareas diarias y ejercicios en cuaderno papel.</w:t>
       </w:r>
     </w:p>
@@ -8930,6 +9368,7 @@
         </w:numPr>
       </w:pPr>
       <w:r>
+        <w:rPr/>
         <w:t>20%. Informes de prácticas en documento electrónico.</w:t>
       </w:r>
     </w:p>
@@ -8938,6 +9377,7 @@
         <w:ind w:left="720"/>
       </w:pPr>
       <w:r>
+        <w:rPr/>
         <w:t>+10%. Actitud.</w:t>
       </w:r>
     </w:p>
@@ -8946,6 +9386,7 @@
         <w:jc w:val="both"/>
       </w:pPr>
       <w:r>
+        <w:rPr/>
         <w:t xml:space="preserve"> </w:t>
       </w:r>
     </w:p>
@@ -8954,6 +9395,7 @@
         <w:jc w:val="both"/>
       </w:pPr>
       <w:r>
+        <w:rPr/>
         <w:t>En caso de no obtener una evaluación positiva en la primera convocatoria ordinaria, el alumnado deberá presentarse a la segunda convocatoria extraordinaria.</w:t>
       </w:r>
     </w:p>
@@ -8971,6 +9413,7 @@
       <w:bookmarkStart w:id="7" w:name="_70cv4649cv71" w:colFirst="0" w:colLast="0"/>
       <w:bookmarkEnd w:id="7"/>
       <w:r>
+        <w:rPr/>
         <w:t>D. PRINCIPIOS METODOLÓGICOS</w:t>
       </w:r>
     </w:p>
@@ -9012,6 +9455,7 @@
         <w:jc w:val="both"/>
       </w:pPr>
       <w:r>
+        <w:rPr/>
         <w:t>La metodología didáctica de la formación profesional específica promueve la integración de los contenidos científicos, tecnológicos y organizativos, proporcionando una visión global y coordinada de los procesos productivos en los que debe intervenir el profesional correspondiente. Asimismo, favorece en el alumnado la capacidad para aprender por sí mismo y para trabajar en equipo.</w:t>
       </w:r>
     </w:p>
@@ -9025,6 +9469,7 @@
         <w:jc w:val="both"/>
       </w:pPr>
       <w:r>
+        <w:rPr/>
         <w:t>La metodología que se adopta para alcanzar los objetivos consiste en las explicaciones por parte del profesorado de los contenidos especificados y la realización de actividades teórico - prácticas encaminadas a la comprensión de los contenidos tratados.</w:t>
       </w:r>
     </w:p>
@@ -9038,6 +9483,7 @@
         <w:jc w:val="both"/>
       </w:pPr>
       <w:r>
+        <w:rPr/>
         <w:t>Se anima al alumnado, futuro profesional, en la consulta de catálogos, manuales técnicos y hojas de características, tanto en versión impresa como online, ya que son una herramienta fundamental para identificar, seleccionar, manipular y reparar los elementos y equipos de una instalación técnica.</w:t>
       </w:r>
     </w:p>
@@ -9055,6 +9501,7 @@
       <w:bookmarkStart w:id="8" w:name="_75smlfu82ze0" w:colFirst="0" w:colLast="0"/>
       <w:bookmarkEnd w:id="8"/>
       <w:r>
+        <w:rPr/>
         <w:t>E. EVALUACIÓN INICIAL</w:t>
       </w:r>
     </w:p>
@@ -9076,6 +9523,7 @@
     </w:p>
     <w:p>
       <w:r>
+        <w:rPr/>
         <w:t>Esta evaluación tiene como objetivo identificar el nivel de conocimientos y las necesidades específicas del alumnado, permitiendo ajustar la programación didáctica y las estrategias de enseñanza a sus características.</w:t>
       </w:r>
     </w:p>
@@ -9092,35 +9540,41 @@
       <w:bookmarkStart w:id="9" w:name="_czkqr19umc92" w:colFirst="0" w:colLast="0"/>
       <w:bookmarkEnd w:id="9"/>
       <w:r>
+        <w:rPr/>
         <w:t>E1. ATENCIÓN A LAS DIFERENCIAS INDIVIDUALES</w:t>
       </w:r>
     </w:p>
     <w:p>
       <w:r>
+        <w:rPr/>
         <w:t xml:space="preserve">La atención a las diferencias individuales en la programación didáctica de un módulo técnico de Formación Profesional es esencial para garantizar la inclusión de todo el alumnado. </w:t>
       </w:r>
     </w:p>
     <w:p/>
     <w:p>
       <w:r>
+        <w:rPr/>
         <w:t xml:space="preserve">Según el artículo 97 del Decreto 91/2024 del Gobierno de Aragón, se identifican y respetan las características y necesidades del alumnado, adaptando las metodologías, los recursos y las evaluaciones a sus capacidades. </w:t>
       </w:r>
     </w:p>
     <w:p/>
     <w:p>
       <w:r>
+        <w:rPr/>
         <w:t>Esto incluye el uso de materiales alternativos, actividades personalizadas y tecnologías que favorezcan el aprendizaje autónomo, asegurando que todos los estudiantes puedan progresar a su propio ritmo.</w:t>
       </w:r>
     </w:p>
     <w:p/>
     <w:p>
       <w:r>
+        <w:rPr/>
         <w:t xml:space="preserve">Para aplicar esta atención a la diversidad, se planifican actividades que promuevan la participación activa y la colaboración entre el alumnado, como trabajos en grupo y tutorías personalizadas. </w:t>
       </w:r>
     </w:p>
     <w:p/>
     <w:p>
       <w:r>
+        <w:rPr/>
         <w:t>Además, se propone un sistema de evaluación diversificada, que no solo valore el conocimiento teórico, sino también las competencias prácticas del alumnado, mediante la observación directa en situaciones reales o simuladas.</w:t>
       </w:r>
     </w:p>
@@ -9138,6 +9592,7 @@
       <w:bookmarkStart w:id="10" w:name="_i3x26pc4zip6" w:colFirst="0" w:colLast="0"/>
       <w:bookmarkEnd w:id="10"/>
       <w:r>
+        <w:rPr/>
         <w:lastRenderedPageBreak/>
         <w:t>F. PROCEDIMIENTOS E INSTRUMENTOS DE EVALUACIÓN</w:t>
       </w:r>
@@ -9163,17 +9618,20 @@
         <w:spacing w:before="240" w:after="240"/>
       </w:pPr>
       <w:r>
+        <w:rPr/>
         <w:t xml:space="preserve"> Según el artículo 21 del Decreto 91/2024 del Gobierno de Aragón, los procedimientos e instrumentos de evaluación en la formación profesional deben ser adecuados a los objetivos y competencias del módulo técnico. </w:t>
       </w:r>
     </w:p>
     <w:p>
       <w:r>
+        <w:rPr/>
         <w:t>Todas ellas permiten valorar de manera integral el aprendizaje del alumnado. Estos procedimientos se ajustan según las necesidades de cada estudiante, garantizando una evaluación formativa y final que facilite el seguimiento y la mejora del proceso educativo.</w:t>
       </w:r>
     </w:p>
     <w:p/>
     <w:p>
       <w:r>
+        <w:rPr/>
         <w:t>Se utilizan diversos instrumentos de evaluación:</w:t>
       </w:r>
     </w:p>
@@ -9185,6 +9643,7 @@
         </w:numPr>
       </w:pPr>
       <w:r>
+        <w:rPr/>
         <w:t>Preventivamente observación directa y corrección inmediata en el desarrollo de la clase.</w:t>
       </w:r>
     </w:p>
@@ -9196,6 +9655,7 @@
         </w:numPr>
       </w:pPr>
       <w:r>
+        <w:rPr/>
         <w:t>Tarea diaria y ejercicios (realización de las tareas en cuaderno papel)</w:t>
       </w:r>
     </w:p>
@@ -9207,14 +9667,17 @@
         </w:numPr>
       </w:pPr>
       <w:r>
+        <w:rPr/>
         <w:t xml:space="preserve">Informes del aula taller (realización de los informes de prácticas en Google </w:t>
       </w:r>
       <w:proofErr w:type="spellStart"/>
       <w:r>
+        <w:rPr/>
         <w:t>Classroom</w:t>
       </w:r>
       <w:proofErr w:type="spellEnd"/>
       <w:r>
+        <w:rPr/>
         <w:t xml:space="preserve"> y si procede, defensa oral)</w:t>
       </w:r>
     </w:p>
@@ -9226,6 +9689,7 @@
         </w:numPr>
       </w:pPr>
       <w:r>
+        <w:rPr/>
         <w:t>Examen de contenidos de desarrollo en aula teórica.</w:t>
       </w:r>
     </w:p>
@@ -9237,12 +9701,14 @@
         </w:numPr>
       </w:pPr>
       <w:r>
+        <w:rPr/>
         <w:t>Examen de ejercicios en aula taller.</w:t>
       </w:r>
     </w:p>
     <w:p/>
     <w:p>
       <w:r>
+        <w:rPr/>
         <w:t>Estos procedimientos de evaluación no solo se enfocan en el conocimiento, sino también en la capacidad del alumnado para aplicar lo aprendido en contextos prácticos y reales.</w:t>
       </w:r>
     </w:p>
@@ -9260,6 +9726,7 @@
       <w:bookmarkStart w:id="11" w:name="_l2hfgtwjteuy" w:colFirst="0" w:colLast="0"/>
       <w:bookmarkEnd w:id="11"/>
       <w:r>
+        <w:rPr/>
         <w:t>G. ACTIVIDADES DE RECUPERACIÓN Y REFUERZO</w:t>
       </w:r>
     </w:p>
@@ -9281,12 +9748,14 @@
     </w:p>
     <w:p>
       <w:r>
+        <w:rPr/>
         <w:t>En el caso que el alumnado precise de algún tipo de ayuda, corroborado por el docente, de carácter conceptual, en actividades y/o prácticas, se realizarán actividades de recuperación y/o refuerzo para apoyar al alumnado en su proceso de aprendizaje, incluso adoptando excepcionalmente modificaciones a nivel teórico - práctico para poder superar el módulo.</w:t>
       </w:r>
     </w:p>
     <w:p/>
     <w:p>
       <w:r>
+        <w:rPr/>
         <w:t>Este apoyo estará presente siempre que el alumnado trabaje, se esfuerce, sea puntual y acuda a clase en su totalidad.</w:t>
       </w:r>
     </w:p>
@@ -9299,6 +9768,7 @@
         <w:jc w:val="both"/>
       </w:pPr>
       <w:r>
+        <w:rPr/>
         <w:t>Teórica: Se propondrán pruebas escritas relativas a conceptos y procedimientos del currículo.</w:t>
       </w:r>
     </w:p>
@@ -9311,6 +9781,7 @@
         <w:jc w:val="both"/>
       </w:pPr>
       <w:r>
+        <w:rPr/>
         <w:t>Práctica: Se realizarán pruebas de tipo práctico, de acuerdo a los equipos con que cuenta el módulo profesional.</w:t>
       </w:r>
     </w:p>
@@ -9327,34 +9798,40 @@
       <w:bookmarkStart w:id="12" w:name="_npn7mzabo6st" w:colFirst="0" w:colLast="0"/>
       <w:bookmarkEnd w:id="12"/>
       <w:r>
+        <w:rPr/>
         <w:lastRenderedPageBreak/>
         <w:t>G1. PLAN DE RECUPERACIÓN</w:t>
       </w:r>
     </w:p>
     <w:p>
       <w:r>
+        <w:rPr/>
         <w:t xml:space="preserve">El Plan de recuperación se implementa para asegurar que el alumnado que no haya alcanzado los objetivos de aprendizaje pueda ponerse al día. </w:t>
       </w:r>
     </w:p>
     <w:p/>
     <w:p>
       <w:r>
+        <w:rPr/>
         <w:t>Este plan incluye actividades y recursos adicionales que permiten a los estudiantes reforzar los contenidos que no han sido superados, así como tutorías individualizadas y/o grupales.</w:t>
       </w:r>
     </w:p>
     <w:p>
       <w:r>
+        <w:rPr/>
         <w:t xml:space="preserve"> </w:t>
       </w:r>
     </w:p>
     <w:p>
       <w:r>
+        <w:rPr/>
         <w:t xml:space="preserve">El alumnado podrá realizar estas actividades fuera del horario lectivo o durante el curso, con el acompañamiento necesario por parte del profesorado. </w:t>
       </w:r>
     </w:p>
     <w:p/>
     <w:p>
       <w:r>
+        <w:rPr/>
         <w:t>La evaluación de los resultados del plan de recuperación permitirá verificar el progreso del alumnado y, en caso necesario, realizar ajustes adicionales para garantizar su éxito académico.</w:t>
       </w:r>
     </w:p>
@@ -9382,6 +9859,7 @@
         <w:jc w:val="both"/>
       </w:pPr>
       <w:r>
+        <w:rPr/>
         <w:t>El alumnado, que no superando el 15% de las faltas de evaluación, haya suspendido dicha evaluación, deberán recuperarla dependiendo del motivo de su calificación negativa, aplicándose, en cualquier caso, los criterios de calificación detallados en esta programación:</w:t>
       </w:r>
     </w:p>
@@ -9394,6 +9872,7 @@
         <w:jc w:val="both"/>
       </w:pPr>
       <w:r>
+        <w:rPr/>
         <w:t>En general, para el alumnado que haya suspendido se establecerá una fecha de presentación.</w:t>
       </w:r>
     </w:p>
@@ -9406,6 +9885,7 @@
         <w:jc w:val="both"/>
       </w:pPr>
       <w:r>
+        <w:rPr/>
         <w:t>Para el alumnado que haya suspendido por no haber realizado la parte práctica, deberá realizar un examen sobre las prácticas realizadas.</w:t>
       </w:r>
     </w:p>
@@ -9418,6 +9898,7 @@
         <w:jc w:val="both"/>
       </w:pPr>
       <w:r>
+        <w:rPr/>
         <w:t>Para el alumnado que haya suspendido por hacer un mal uso deliberado del material o mostrar una actitud irrespetuosa con las personas de la clase, deberán manifestar un cambio en su actitud, y si procede, la reparación de los daños causados.</w:t>
       </w:r>
     </w:p>
@@ -9430,6 +9911,7 @@
         <w:jc w:val="both"/>
       </w:pPr>
       <w:r>
+        <w:rPr/>
         <w:t>Para el alumnado que hubiera perdido el derecho a la evaluación continua y para el alumnado suspenso que no esté contemplado en ningún apartado anterior, realizará un examen global de todo el curso en las fechas finales del mismo.</w:t>
       </w:r>
     </w:p>
@@ -9462,6 +9944,7 @@
         <w:jc w:val="both"/>
       </w:pPr>
       <w:r>
+        <w:rPr/>
         <w:t>Se realizará un examen global de todo el curso en las fechas finales del período extraordinario.</w:t>
       </w:r>
     </w:p>
@@ -9474,6 +9957,7 @@
         <w:jc w:val="both"/>
       </w:pPr>
       <w:r>
+        <w:rPr/>
         <w:t>Será necesario que aporten todos los trabajos, memorias y ejercicios realizados en el curso.</w:t>
       </w:r>
     </w:p>
@@ -9486,6 +9970,7 @@
         <w:jc w:val="both"/>
       </w:pPr>
       <w:r>
+        <w:rPr/>
         <w:t>Para la evaluación se aplicarán los criterios de calificación detallados en esta programación.</w:t>
       </w:r>
     </w:p>
@@ -9513,6 +9998,7 @@
         <w:jc w:val="both"/>
       </w:pPr>
       <w:r>
+        <w:rPr/>
         <w:t>El alumnado matriculado en segundo curso con módulos pendientes de primero tendrán la posibilidad de examinarse en las convocatorias correspondientes.</w:t>
       </w:r>
     </w:p>
@@ -9530,6 +10016,7 @@
       <w:bookmarkStart w:id="13" w:name="_n6o7nglbtjsw" w:colFirst="0" w:colLast="0"/>
       <w:bookmarkEnd w:id="13"/>
       <w:r>
+        <w:rPr/>
         <w:t>H. RESULTADOS DE APRENDIZAJE</w:t>
       </w:r>
     </w:p>
@@ -9555,6 +10042,7 @@
         <w:jc w:val="both"/>
       </w:pPr>
       <w:r>
+        <w:rPr/>
         <w:t>Los Resultados de Aprendizaje (RA) expresan el saber - hacer del alumnado al terminar el proceso de enseñanza-aprendizaje, en términos de conocimientos, procedimientos y actitudes.</w:t>
       </w:r>
     </w:p>
@@ -9568,6 +10056,7 @@
         <w:ind w:left="566"/>
       </w:pPr>
       <w:r>
+        <w:rPr/>
         <w:lastRenderedPageBreak/>
         <w:t>Esta programación didáctica consta de seis Resultados de aprendizaje:</w:t>
       </w:r>
@@ -9577,144 +10066,46 @@
         <w:ind w:left="566"/>
       </w:pPr>
     </w:p>
-    <w:p>
-      <w:pPr>
-        <w:ind w:left="566"/>
-        <w:rPr>
-          <w:color w:val="FF0000"/>
-        </w:rPr>
-      </w:pPr>
-      <w:r>
-        <w:rPr>
-          <w:color w:val="FF0000"/>
-        </w:rPr>
-        <w:t xml:space="preserve">{%p </w:t>
-      </w:r>
-      <w:proofErr w:type="spellStart"/>
-      <w:r>
-        <w:rPr>
-          <w:color w:val="FF0000"/>
-        </w:rPr>
-        <w:t>for</w:t>
-      </w:r>
-      <w:proofErr w:type="spellEnd"/>
-      <w:r>
-        <w:rPr>
-          <w:color w:val="FF0000"/>
-        </w:rPr>
-        <w:t xml:space="preserve"> </w:t>
-      </w:r>
-      <w:proofErr w:type="spellStart"/>
-      <w:r>
-        <w:rPr>
-          <w:color w:val="FF0000"/>
-        </w:rPr>
-        <w:t>ra</w:t>
-      </w:r>
-      <w:proofErr w:type="spellEnd"/>
-      <w:r>
-        <w:rPr>
-          <w:color w:val="FF0000"/>
-        </w:rPr>
-        <w:t xml:space="preserve"> in </w:t>
-      </w:r>
-      <w:proofErr w:type="spellStart"/>
-      <w:r>
-        <w:rPr>
-          <w:color w:val="FF0000"/>
-        </w:rPr>
-        <w:t>list_ras</w:t>
-      </w:r>
-      <w:proofErr w:type="spellEnd"/>
-      <w:r>
-        <w:rPr>
-          <w:color w:val="FF0000"/>
-        </w:rPr>
-        <w:t xml:space="preserve"> %}</w:t>
-      </w:r>
-    </w:p>
-    <w:p>
-      <w:pPr>
-        <w:pStyle w:val="Listaconvietas"/>
-        <w:tabs>
-          <w:tab w:val="clear" w:pos="360"/>
-          <w:tab w:val="num" w:pos="926"/>
-        </w:tabs>
-        <w:ind w:left="926"/>
-        <w:rPr>
-          <w:color w:val="FF0000"/>
-        </w:rPr>
-      </w:pPr>
+    <w:p/>
+    <w:p>
+      <w:pPr>
+        <w:numPr>
+          <w:ilvl w:val="0"/>
+          <w:numId w:val="10"/>
+        </w:numPr>
+        <w:spacing w:before="120"/>
+      </w:pPr>
+      <w:r>
+        <w:rPr/>
+        <w:t>RA 1. {{ ra1_texto_c2 }}</w:t>
+      </w:r>
       <w:proofErr w:type="gramStart"/>
       <w:r>
-        <w:rPr>
-          <w:color w:val="FF0000"/>
-        </w:rPr>
-        <w:t xml:space="preserve">{{ </w:t>
-      </w:r>
-      <w:proofErr w:type="spellStart"/>
-      <w:r>
-        <w:rPr>
-          <w:color w:val="FF0000"/>
-        </w:rPr>
-        <w:t>ra</w:t>
-      </w:r>
-      <w:proofErr w:type="spellEnd"/>
+        <w:rPr/>
+      </w:r>
       <w:proofErr w:type="gramEnd"/>
       <w:r>
-        <w:rPr>
-          <w:color w:val="FF0000"/>
-        </w:rPr>
-        <w:t xml:space="preserve"> }}</w:t>
-      </w:r>
-    </w:p>
-    <w:p>
-      <w:pPr>
-        <w:ind w:left="566"/>
-        <w:rPr>
-          <w:color w:val="FF0000"/>
-        </w:rPr>
-      </w:pPr>
-      <w:r>
-        <w:rPr>
-          <w:color w:val="FF0000"/>
-        </w:rPr>
-        <w:t xml:space="preserve">{%p </w:t>
-      </w:r>
-      <w:proofErr w:type="spellStart"/>
-      <w:r>
-        <w:rPr>
-          <w:color w:val="FF0000"/>
-        </w:rPr>
-        <w:t>endfor</w:t>
-      </w:r>
-      <w:proofErr w:type="spellEnd"/>
-      <w:r>
-        <w:rPr>
-          <w:color w:val="FF0000"/>
-        </w:rPr>
-        <w:t xml:space="preserve"> %}</w:t>
-      </w:r>
-    </w:p>
-    <w:p/>
+        <w:rPr/>
+      </w:r>
+    </w:p>
     <w:p>
       <w:pPr>
         <w:numPr>
           <w:ilvl w:val="0"/>
           <w:numId w:val="10"/>
         </w:numPr>
-        <w:spacing w:before="120"/>
-      </w:pPr>
-      <w:r>
-        <w:t xml:space="preserve">RA 1. </w:t>
+      </w:pPr>
+      <w:r>
+        <w:rPr/>
+        <w:t>RA 2. {{ ra2_texto_c2 }}</w:t>
       </w:r>
       <w:proofErr w:type="gramStart"/>
       <w:r>
-        <w:t>{{ ra</w:t>
+        <w:rPr/>
       </w:r>
       <w:proofErr w:type="gramEnd"/>
       <w:r>
-        <w:t>8_texto_c2 }}</w:t>
+        <w:rPr/>
       </w:r>
     </w:p>
     <w:p>
@@ -9725,15 +10116,16 @@
         </w:numPr>
       </w:pPr>
       <w:r>
-        <w:t xml:space="preserve">RA 2. </w:t>
+        <w:rPr/>
+        <w:t>RA 3. {{ ra3_texto_c2 }}</w:t>
       </w:r>
       <w:proofErr w:type="gramStart"/>
       <w:r>
-        <w:t>{{ ra</w:t>
+        <w:rPr/>
       </w:r>
       <w:proofErr w:type="gramEnd"/>
       <w:r>
-        <w:t>9_texto_c2 }}</w:t>
+        <w:rPr/>
       </w:r>
     </w:p>
     <w:p>
@@ -9744,15 +10136,16 @@
         </w:numPr>
       </w:pPr>
       <w:r>
-        <w:t xml:space="preserve">RA 3. </w:t>
+        <w:rPr/>
+        <w:t>RA 4. {{ ra4_texto_c2 }}</w:t>
       </w:r>
       <w:proofErr w:type="gramStart"/>
       <w:r>
-        <w:t>{{ ra</w:t>
+        <w:rPr/>
       </w:r>
       <w:proofErr w:type="gramEnd"/>
       <w:r>
-        <w:t>10_texto_c2 }}</w:t>
+        <w:rPr/>
       </w:r>
     </w:p>
     <w:p>
@@ -9763,15 +10156,16 @@
         </w:numPr>
       </w:pPr>
       <w:r>
-        <w:t xml:space="preserve">RA 4. </w:t>
+        <w:rPr/>
+        <w:t>RA 5. {{ ra5_texto_c2 }}</w:t>
       </w:r>
       <w:proofErr w:type="gramStart"/>
       <w:r>
-        <w:t>{{ ra</w:t>
+        <w:rPr/>
       </w:r>
       <w:proofErr w:type="gramEnd"/>
       <w:r>
-        <w:t>11_texto_c2 }}</w:t>
+        <w:rPr/>
       </w:r>
     </w:p>
     <w:p>
@@ -9782,15 +10176,16 @@
         </w:numPr>
       </w:pPr>
       <w:r>
-        <w:t xml:space="preserve">RA 5. </w:t>
+        <w:rPr/>
+        <w:t>RA 6. {{ ra6_texto_c2 }}</w:t>
       </w:r>
       <w:proofErr w:type="gramStart"/>
       <w:r>
-        <w:t>{{ ra</w:t>
+        <w:rPr/>
       </w:r>
       <w:proofErr w:type="gramEnd"/>
       <w:r>
-        <w:t>12_texto_c2 }}</w:t>
+        <w:rPr/>
       </w:r>
     </w:p>
     <w:p>
@@ -9799,37 +10194,19 @@
           <w:ilvl w:val="0"/>
           <w:numId w:val="10"/>
         </w:numPr>
-      </w:pPr>
-      <w:r>
-        <w:t xml:space="preserve">RA 6. </w:t>
+        <w:spacing w:after="280"/>
+      </w:pPr>
+      <w:r>
+        <w:rPr/>
+        <w:t>RA 7. {{ ra7_texto_c2 }}</w:t>
       </w:r>
       <w:proofErr w:type="gramStart"/>
       <w:r>
-        <w:t>{{ ra</w:t>
+        <w:rPr/>
       </w:r>
       <w:proofErr w:type="gramEnd"/>
       <w:r>
-        <w:t>13_texto_c2 }}</w:t>
-      </w:r>
-    </w:p>
-    <w:p>
-      <w:pPr>
-        <w:numPr>
-          <w:ilvl w:val="0"/>
-          <w:numId w:val="10"/>
-        </w:numPr>
-        <w:spacing w:after="280"/>
-      </w:pPr>
-      <w:r>
-        <w:t xml:space="preserve">RA 7. </w:t>
-      </w:r>
-      <w:proofErr w:type="gramStart"/>
-      <w:r>
-        <w:t>{{ ra</w:t>
-      </w:r>
-      <w:proofErr w:type="gramEnd"/>
-      <w:r>
-        <w:t>14_texto_c2 }}</w:t>
+        <w:rPr/>
       </w:r>
     </w:p>
     <w:p>
@@ -9846,6 +10223,7 @@
       <w:bookmarkStart w:id="14" w:name="_wpcg8zxyc7uk" w:colFirst="0" w:colLast="0"/>
       <w:bookmarkEnd w:id="14"/>
       <w:r>
+        <w:rPr/>
         <w:t>I. PLAN DE APLICACIÓN DE LOS DESDOBLES, EN SU CASO</w:t>
       </w:r>
     </w:p>
@@ -9867,6 +10245,7 @@
     </w:p>
     <w:p>
       <w:r>
+        <w:rPr/>
         <w:t xml:space="preserve">La aplicación de desdobles no se contempla en este módulo técnico, ya que no es necesario dividir al grupo debido a su tamaño o características. No obstante, se mantienen las medidas de atención a la diversidad y adaptación curricular no significativa para asegurar una enseñanza personalizada. </w:t>
       </w:r>
     </w:p>
@@ -9884,6 +10263,7 @@
       <w:bookmarkStart w:id="15" w:name="_hg8ngiy7v57f" w:colFirst="0" w:colLast="0"/>
       <w:bookmarkEnd w:id="15"/>
       <w:r>
+        <w:rPr/>
         <w:t>J. MATERIALES Y RECURSOS DIDÁCTICOS</w:t>
       </w:r>
     </w:p>
@@ -9905,12 +10285,14 @@
     </w:p>
     <w:p>
       <w:r>
+        <w:rPr/>
         <w:t xml:space="preserve">Los materiales y recursos didácticos están alineados con los objetivos y contenidos del módulo, y se seleccionan para facilitar el aprendizaje del alumnado, siempre en su aula de referencia de teoría - taller. </w:t>
       </w:r>
     </w:p>
     <w:p/>
     <w:p>
       <w:r>
+        <w:rPr/>
         <w:t>Incluyen tanto materiales físicos como digitales, como herramientas tecnológicas y recursos específicos del área técnica; y bibliografía variada, libros de texto, catálogos y manuales.</w:t>
       </w:r>
     </w:p>
@@ -9921,6 +10303,7 @@
     </w:p>
     <w:p>
       <w:r>
+        <w:rPr/>
         <w:t>Herramientas:</w:t>
       </w:r>
     </w:p>
@@ -9933,6 +10316,7 @@
         <w:jc w:val="both"/>
       </w:pPr>
       <w:r>
+        <w:rPr/>
         <w:t>Pizarra y proyector.</w:t>
       </w:r>
     </w:p>
@@ -9945,6 +10329,7 @@
         <w:jc w:val="both"/>
       </w:pPr>
       <w:r>
+        <w:rPr/>
         <w:t>Ordenadores e impresora para realización de las prácticas y/o sus informes.</w:t>
       </w:r>
     </w:p>
@@ -9957,6 +10342,7 @@
         <w:jc w:val="both"/>
       </w:pPr>
       <w:r>
+        <w:rPr/>
         <w:t>Software ofimático y aplicaciones del módulo.</w:t>
       </w:r>
     </w:p>
@@ -9969,6 +10355,7 @@
         <w:jc w:val="both"/>
       </w:pPr>
       <w:r>
+        <w:rPr/>
         <w:t>Herramientas y equipos de medida del laboratorio.</w:t>
       </w:r>
     </w:p>
@@ -9982,6 +10369,7 @@
         <w:jc w:val="both"/>
       </w:pPr>
       <w:r>
+        <w:rPr/>
         <w:t>Bibliografía</w:t>
       </w:r>
     </w:p>
@@ -9994,6 +10382,7 @@
         <w:jc w:val="both"/>
       </w:pPr>
       <w:r>
+        <w:rPr/>
         <w:lastRenderedPageBreak/>
         <w:t>“Infraestructuras Comunes de Telecomunicación en viviendas y edificios”, editorial McGraw Hill, autor Emilio Félix Molero. ISBN 978-84-481-9251-8</w:t>
       </w:r>
@@ -10007,6 +10396,7 @@
         <w:jc w:val="both"/>
       </w:pPr>
       <w:r>
+        <w:rPr/>
         <w:t>Apuntes del profesorado.</w:t>
       </w:r>
     </w:p>
@@ -10019,6 +10409,7 @@
         <w:jc w:val="both"/>
       </w:pPr>
       <w:r>
+        <w:rPr/>
         <w:t>Catálogos de fabricantes, contenidos en revistas especializadas y recursos en internet.</w:t>
       </w:r>
     </w:p>
@@ -10031,6 +10422,7 @@
         <w:jc w:val="both"/>
       </w:pPr>
       <w:r>
+        <w:rPr/>
         <w:t>Reglamento Electrotécnico de Baja Tensión.</w:t>
       </w:r>
     </w:p>
@@ -10043,6 +10435,7 @@
         <w:jc w:val="both"/>
       </w:pPr>
       <w:r>
+        <w:rPr/>
         <w:t>Reglamento de Infraestructuras Comunes de Telecomunicaciones.</w:t>
       </w:r>
     </w:p>
@@ -10055,6 +10448,7 @@
         <w:jc w:val="both"/>
       </w:pPr>
       <w:r>
+        <w:rPr/>
         <w:t>Manuales de herramientas y equipos.</w:t>
       </w:r>
     </w:p>
@@ -10072,6 +10466,7 @@
       <w:bookmarkStart w:id="16" w:name="_aemxzx6v9fr1" w:colFirst="0" w:colLast="0"/>
       <w:bookmarkEnd w:id="16"/>
       <w:r>
+        <w:rPr/>
         <w:t>K. ACTIVIDADES COMPLEMENTARIAS Y EXTRAESCOLARES</w:t>
       </w:r>
     </w:p>
@@ -10097,6 +10492,7 @@
         <w:jc w:val="both"/>
       </w:pPr>
       <w:r>
+        <w:rPr/>
         <w:t>Dado que existe una estrecha interdependencia entre los módulos y el profesorado del Departamento de Electrónica, se ha decidido que las actividades complementarias y extraescolares sean desarrolladas de manera común para todos los módulos, dentro de la programación general del departamento.</w:t>
       </w:r>
     </w:p>
@@ -10114,6 +10510,7 @@
       <w:bookmarkStart w:id="17" w:name="_kx3jsb3jyd4e" w:colFirst="0" w:colLast="0"/>
       <w:bookmarkEnd w:id="17"/>
       <w:r>
+        <w:rPr/>
         <w:t>L. MEDIDAS COMPLEMENTARIAS EN PROYECTOS O BILINGÜES, EN SU CASO</w:t>
       </w:r>
     </w:p>
@@ -10135,12 +10532,14 @@
     </w:p>
     <w:p>
       <w:r>
+        <w:rPr/>
         <w:t xml:space="preserve">En este módulo se desarrollan proyectos, pero no en modalidad bilingüe. Estos proyectos complementan la formación del alumnado mediante actividades prácticas que favorecen la aplicación de los conocimientos adquiridos en contextos reales. </w:t>
       </w:r>
     </w:p>
     <w:p/>
     <w:p>
       <w:r>
+        <w:rPr/>
         <w:t>La programación se adapta para garantizar que todos los estudiantes participen activamente en estos proyectos, promoviendo su aprendizaje y desarrollo profesional.</w:t>
       </w:r>
     </w:p>
@@ -10158,6 +10557,7 @@
       <w:bookmarkStart w:id="18" w:name="_320jaea6mqrc" w:colFirst="0" w:colLast="0"/>
       <w:bookmarkEnd w:id="18"/>
       <w:r>
+        <w:rPr/>
         <w:t>M. MECANISMOS DE SEGUIMIENTO Y VALORACIÓN</w:t>
       </w:r>
     </w:p>
@@ -10179,6 +10579,7 @@
     </w:p>
     <w:p>
       <w:r>
+        <w:rPr/>
         <w:t>Con el fin de potenciar los resultados positivos y subsanar las deficiencias detectadas, se establecen mecanismos de seguimiento y valoración tanto de las programaciones didácticas como del alumnado.</w:t>
       </w:r>
     </w:p>
@@ -10198,6 +10599,7 @@
     </w:p>
     <w:p>
       <w:r>
+        <w:rPr/>
         <w:t>Periódicamente el Dpto. de Electrónica realiza la revisión del cumplimiento de cada programación didáctica, así como la evolución de los resultados académicos del alumnado, analizando la situación y proponiendo acciones de mejora; y adaptándola a su sector tecnológico.</w:t>
       </w:r>
     </w:p>
@@ -10217,6 +10619,7 @@
     </w:p>
     <w:p>
       <w:r>
+        <w:rPr/>
         <w:lastRenderedPageBreak/>
         <w:t>Los mecanismos de seguimiento y valoración son esenciales para asegurar que el alumnado esté progresando adecuadamente en su formación e incluyen:</w:t>
       </w:r>
@@ -10229,6 +10632,7 @@
         </w:numPr>
       </w:pPr>
       <w:r>
+        <w:rPr/>
         <w:t>la observación continua del rendimiento del alumnado,</w:t>
       </w:r>
     </w:p>
@@ -10240,6 +10644,7 @@
         </w:numPr>
       </w:pPr>
       <w:r>
+        <w:rPr/>
         <w:t>la revisión periódica de las actividades</w:t>
       </w:r>
     </w:p>
@@ -10251,12 +10656,14 @@
         </w:numPr>
       </w:pPr>
       <w:r>
+        <w:rPr/>
         <w:t xml:space="preserve">y el análisis de los resultados obtenidos en las evaluaciones. </w:t>
       </w:r>
     </w:p>
     <w:p/>
     <w:p>
       <w:r>
+        <w:rPr/>
         <w:t>Además, se llevarán a cabo reuniones periódicas con los equipos docentes y se establecerán tutorías individuales para valorar el avance de cada estudiante y ajustar las estrategias de enseñanza cuando sea necesario.</w:t>
       </w:r>
     </w:p>
@@ -10274,6 +10681,7 @@
       <w:bookmarkStart w:id="19" w:name="_mnptlk4utv0g" w:colFirst="0" w:colLast="0"/>
       <w:bookmarkEnd w:id="19"/>
       <w:r>
+        <w:rPr/>
         <w:t>N. PLAN DE CONTINGENCIA</w:t>
       </w:r>
     </w:p>
@@ -10298,6 +10706,7 @@
         <w:spacing w:before="240" w:after="240"/>
       </w:pPr>
       <w:r>
+        <w:rPr/>
         <w:t xml:space="preserve">Debido a la dependencia que existe en el Dpto. de Electrónica entre los módulos y su profesorado, se ha optado por hacer un plan de contingencia general que está redactado de forma común para todos los módulos en la programación del departamento. </w:t>
       </w:r>
     </w:p>
@@ -10312,18 +10721,22 @@
       </w:pPr>
       <w:proofErr w:type="spellStart"/>
       <w:r>
+        <w:rPr/>
         <w:t>Aún</w:t>
       </w:r>
       <w:proofErr w:type="spellEnd"/>
       <w:r>
+        <w:rPr/>
         <w:t xml:space="preserve"> así, se enviará por email y/o por </w:t>
       </w:r>
       <w:proofErr w:type="spellStart"/>
       <w:r>
+        <w:rPr/>
         <w:t>Classroom</w:t>
       </w:r>
       <w:proofErr w:type="spellEnd"/>
       <w:r>
+        <w:rPr/>
         <w:t xml:space="preserve"> las tareas a realizar o las unidades a estudiar en caso de ausencia del docente titular del módulo.</w:t>
       </w:r>
     </w:p>
@@ -10337,6 +10750,7 @@
         <w:jc w:val="both"/>
       </w:pPr>
       <w:r>
+        <w:rPr/>
         <w:t>En caso de baja de larga duración del docente:</w:t>
       </w:r>
     </w:p>
@@ -10349,22 +10763,27 @@
         <w:jc w:val="both"/>
       </w:pPr>
       <w:r>
+        <w:rPr/>
         <w:t>En el caso de ser cubierta la baja, las actividades docentes corresponden al nuevo docente quedando a su criterio el utilizar la programación de aula de G-Suite (</w:t>
       </w:r>
       <w:proofErr w:type="spellStart"/>
       <w:r>
+        <w:rPr/>
         <w:t>Workspace</w:t>
       </w:r>
       <w:proofErr w:type="spellEnd"/>
       <w:r>
+        <w:rPr/>
         <w:t xml:space="preserve">) y </w:t>
       </w:r>
       <w:proofErr w:type="spellStart"/>
       <w:r>
+        <w:rPr/>
         <w:t>Classroom</w:t>
       </w:r>
       <w:proofErr w:type="spellEnd"/>
       <w:r>
+        <w:rPr/>
         <w:t xml:space="preserve"> o crear una nueva, sin modificar la existente.</w:t>
       </w:r>
     </w:p>
@@ -10377,6 +10796,7 @@
         <w:jc w:val="both"/>
       </w:pPr>
       <w:r>
+        <w:rPr/>
         <w:t>En caso de no ser cubierta la baja, la evaluación y calificación del módulo corresponderá al Dpto. de Electrónica.</w:t>
       </w:r>
     </w:p>
@@ -10934,7 +11354,8 @@
       </w:tc>
       <w:tc>
         <w:tcPr>
-          <w:tcW w:w="2475" w:type="dxa"/>
+          <w:tcW w:w="4515" w:type="dxa"/>
+          <w:gridSpan w:val="2"/>
           <w:shd w:val="clear" w:color="auto" w:fill="auto"/>
           <w:tcMar>
             <w:top w:w="85" w:type="dxa"/>
@@ -11006,29 +11427,6 @@
           <w:pPr>
             <w:widowControl w:val="0"/>
             <w:spacing w:line="240" w:lineRule="auto"/>
-            <w:rPr>
-              <w:sz w:val="18"/>
-              <w:szCs w:val="18"/>
-            </w:rPr>
-          </w:pPr>
-        </w:p>
-      </w:tc>
-      <w:tc>
-        <w:tcPr>
-          <w:tcW w:w="2040" w:type="dxa"/>
-          <w:shd w:val="clear" w:color="auto" w:fill="auto"/>
-          <w:tcMar>
-            <w:top w:w="85" w:type="dxa"/>
-            <w:left w:w="85" w:type="dxa"/>
-            <w:bottom w:w="85" w:type="dxa"/>
-            <w:right w:w="85" w:type="dxa"/>
-          </w:tcMar>
-          <w:vAlign w:val="center"/>
-        </w:tcPr>
-        <w:p>
-          <w:pPr>
-            <w:widowControl w:val="0"/>
-            <w:spacing w:line="240" w:lineRule="auto"/>
             <w:jc w:val="right"/>
             <w:rPr>
               <w:sz w:val="18"/>
@@ -11070,6 +11468,49 @@
               <w:szCs w:val="18"/>
             </w:rPr>
             <w:t>2</w:t>
+          </w:r>
+          <w:r>
+            <w:rPr>
+              <w:sz w:val="18"/>
+              <w:szCs w:val="18"/>
+            </w:rPr>
+            <w:fldChar w:fldCharType="end"/>
+          </w:r>
+          <w:r>
+            <w:rPr>
+              <w:sz w:val="18"/>
+              <w:szCs w:val="18"/>
+            </w:rPr>
+            <w:t xml:space="preserve"> de </w:t>
+          </w:r>
+          <w:r>
+            <w:rPr>
+              <w:sz w:val="18"/>
+              <w:szCs w:val="18"/>
+            </w:rPr>
+            <w:fldChar w:fldCharType="begin"/>
+          </w:r>
+          <w:r>
+            <w:rPr>
+              <w:sz w:val="18"/>
+              <w:szCs w:val="18"/>
+            </w:rPr>
+            <w:instrText>NUMPAGES</w:instrText>
+          </w:r>
+          <w:r>
+            <w:rPr>
+              <w:sz w:val="18"/>
+              <w:szCs w:val="18"/>
+            </w:rPr>
+            <w:fldChar w:fldCharType="separate"/>
+          </w:r>
+          <w:r>
+            <w:rPr>
+              <w:noProof/>
+              <w:sz w:val="18"/>
+              <w:szCs w:val="18"/>
+            </w:rPr>
+            <w:t>1</w:t>
           </w:r>
           <w:r>
             <w:rPr>

--- a/backend/templates/modelo_pd_fp=.docx
+++ b/backend/templates/modelo_pd_fp=.docx
@@ -3468,7 +3468,6 @@
               <w:sz w:val="18"/>
               <w:szCs w:val="18"/>
             </w:rPr>
-            <w:t xml:space="preserve"> RF PONLO BIEN… </w:t>
           </w:r>
           <w:proofErr w:type="gramStart"/>
           <w:r>
@@ -3477,7 +3476,7 @@
               <w:szCs w:val="18"/>
               <w:highlight w:val="magenta"/>
             </w:rPr>
-            <w:t>{{ CENTRO</w:t>
+            <w:t>{{ centro }}</w:t>
           </w:r>
           <w:proofErr w:type="gramEnd"/>
           <w:r>
@@ -3486,7 +3485,6 @@
               <w:szCs w:val="18"/>
               <w:highlight w:val="magenta"/>
             </w:rPr>
-            <w:t xml:space="preserve"> }} </w:t>
           </w:r>
           <w:r>
             <w:rPr>
@@ -3494,7 +3492,6 @@
               <w:szCs w:val="18"/>
               <w:highlight w:val="magenta"/>
             </w:rPr>
-            <w:t>IES Andalán</w:t>
           </w:r>
         </w:p>
       </w:tc>
